--- a/public/change/Заявка с перевозчиком РФ.docx
+++ b/public/change/Заявка с перевозчиком РФ.docx
@@ -2,84 +2,396 @@
 <file path=word/document.xml><?xml version="1.0" encoding="utf-8"?>
 <w:document xmlns:wpc="http://schemas.microsoft.com/office/word/2010/wordprocessingCanvas" xmlns:cx="http://schemas.microsoft.com/office/drawing/2014/chartex" xmlns:cx1="http://schemas.microsoft.com/office/drawing/2015/9/8/chartex" xmlns:cx2="http://schemas.microsoft.com/office/drawing/2015/10/21/chartex" xmlns:cx3="http://schemas.microsoft.com/office/drawing/2016/5/9/chartex" xmlns:cx4="http://schemas.microsoft.com/office/drawing/2016/5/10/chartex" xmlns:cx5="http://schemas.microsoft.com/office/drawing/2016/5/11/chartex" xmlns:cx6="http://schemas.microsoft.com/office/drawing/2016/5/12/chartex" xmlns:cx7="http://schemas.microsoft.com/office/drawing/2016/5/13/chartex" xmlns:cx8="http://schemas.microsoft.com/office/drawing/2016/5/14/chartex" xmlns:mc="http://schemas.openxmlformats.org/markup-compatibility/2006" xmlns:aink="http://schemas.microsoft.com/office/drawing/2016/ink" xmlns:am3d="http://schemas.microsoft.com/office/drawing/2017/model3d" xmlns:o="urn:schemas-microsoft-com:office:office" xmlns:oel="http://schemas.microsoft.com/office/2019/extlst" xmlns:r="http://schemas.openxmlformats.org/officeDocument/2006/relationships" xmlns:m="http://schemas.openxmlformats.org/officeDocument/2006/math" xmlns:v="urn:schemas-microsoft-com:vml" xmlns:wp14="http://schemas.microsoft.com/office/word/2010/wordprocessingDrawing" xmlns:wp="http://schemas.openxmlformats.org/drawingml/2006/wordprocessingDrawing" xmlns:w10="urn:schemas-microsoft-com:office:word" xmlns:w="http://schemas.openxmlformats.org/wordprocessingml/2006/main" xmlns:w14="http://schemas.microsoft.com/office/word/2010/wordml" xmlns:w15="http://schemas.microsoft.com/office/word/2012/wordml" xmlns:w16cex="http://schemas.microsoft.com/office/word/2018/wordml/cex" xmlns:w16cid="http://schemas.microsoft.com/office/word/2016/wordml/cid" xmlns:w16="http://schemas.microsoft.com/office/word/2018/wordml" xmlns:w16sdtdh="http://schemas.microsoft.com/office/word/2020/wordml/sdtdatahash" xmlns:w16se="http://schemas.microsoft.com/office/word/2015/wordml/symex" xmlns:wpg="http://schemas.microsoft.com/office/word/2010/wordprocessingGroup" xmlns:wpi="http://schemas.microsoft.com/office/word/2010/wordprocessingInk" xmlns:wne="http://schemas.microsoft.com/office/word/2006/wordml" xmlns:wps="http://schemas.microsoft.com/office/word/2010/wordprocessingShape" mc:Ignorable="w14 w15 w16se w16cid w16 w16cex w16sdtdh wp14">
   <w:body>
+    <w:tbl>
+      <w:tblPr>
+        <w:tblStyle w:val="a8"/>
+        <w:tblW w:w="13761" w:type="dxa"/>
+        <w:tblInd w:w="-5" w:type="dxa"/>
+        <w:tblBorders>
+          <w:top w:val="none" w:sz="0" w:space="0" w:color="auto"/>
+          <w:left w:val="none" w:sz="0" w:space="0" w:color="auto"/>
+          <w:bottom w:val="none" w:sz="0" w:space="0" w:color="auto"/>
+          <w:right w:val="none" w:sz="0" w:space="0" w:color="auto"/>
+          <w:insideH w:val="none" w:sz="0" w:space="0" w:color="auto"/>
+          <w:insideV w:val="none" w:sz="0" w:space="0" w:color="auto"/>
+        </w:tblBorders>
+        <w:tblLook w:val="04A0" w:firstRow="1" w:lastRow="0" w:firstColumn="1" w:lastColumn="0" w:noHBand="0" w:noVBand="1"/>
+      </w:tblPr>
+      <w:tblGrid>
+        <w:gridCol w:w="7938"/>
+        <w:gridCol w:w="426"/>
+        <w:gridCol w:w="2589"/>
+        <w:gridCol w:w="105"/>
+        <w:gridCol w:w="117"/>
+        <w:gridCol w:w="2586"/>
+      </w:tblGrid>
+      <w:tr>
+        <w:tc>
+          <w:tcPr>
+            <w:tcW w:w="10953" w:type="dxa"/>
+            <w:gridSpan w:val="3"/>
+          </w:tcPr>
+          <w:p>
+            <w:pPr>
+              <w:pStyle w:val="a9"/>
+              <w:jc w:val="both"/>
+              <w:rPr>
+                <w:b/>
+                <w:bCs/>
+                <w:i/>
+                <w:iCs/>
+                <w:sz w:val="20"/>
+                <w:szCs w:val="20"/>
+              </w:rPr>
+            </w:pPr>
+          </w:p>
+        </w:tc>
+        <w:tc>
+          <w:tcPr>
+            <w:tcW w:w="222" w:type="dxa"/>
+            <w:gridSpan w:val="2"/>
+          </w:tcPr>
+          <w:p>
+            <w:pPr>
+              <w:pStyle w:val="a9"/>
+              <w:jc w:val="right"/>
+            </w:pPr>
+          </w:p>
+        </w:tc>
+        <w:tc>
+          <w:tcPr>
+            <w:tcW w:w="2586" w:type="dxa"/>
+          </w:tcPr>
+          <w:p>
+            <w:pPr>
+              <w:pStyle w:val="a9"/>
+              <w:jc w:val="right"/>
+            </w:pPr>
+          </w:p>
+        </w:tc>
+      </w:tr>
+      <w:tr>
+        <w:trPr>
+          <w:gridAfter w:val="2"/>
+          <w:wAfter w:w="2703" w:type="dxa"/>
+        </w:trPr>
+        <w:tc>
+          <w:tcPr>
+            <w:tcW w:w="7938" w:type="dxa"/>
+          </w:tcPr>
+          <w:p>
+            <w:pPr>
+              <w:pStyle w:val="a9"/>
+              <w:jc w:val="both"/>
+              <w:rPr>
+                <w:sz w:val="20"/>
+                <w:szCs w:val="20"/>
+              </w:rPr>
+            </w:pPr>
+          </w:p>
+        </w:tc>
+        <w:tc>
+          <w:tcPr>
+            <w:tcW w:w="426" w:type="dxa"/>
+          </w:tcPr>
+          <w:p>
+            <w:pPr>
+              <w:pStyle w:val="a9"/>
+              <w:jc w:val="right"/>
+              <w:rPr>
+                <w:sz w:val="20"/>
+                <w:szCs w:val="20"/>
+                <w:lang w:val="fr-FR"/>
+              </w:rPr>
+            </w:pPr>
+          </w:p>
+        </w:tc>
+        <w:tc>
+          <w:tcPr>
+            <w:tcW w:w="2694" w:type="dxa"/>
+            <w:gridSpan w:val="2"/>
+            <w:vMerge w:val="restart"/>
+          </w:tcPr>
+          <w:p>
+            <w:pPr>
+              <w:pStyle w:val="a9"/>
+              <w:jc w:val="right"/>
+              <w:rPr>
+                <w:sz w:val="20"/>
+                <w:szCs w:val="20"/>
+              </w:rPr>
+            </w:pPr>
+            <w:r>
+              <w:rPr>
+                <w:sz w:val="20"/>
+                <w:szCs w:val="20"/>
+                <w:lang w:val="fr-FR"/>
+              </w:rPr>
+              <w:t>${document_verification_qr}</w:t>
+            </w:r>
+          </w:p>
+        </w:tc>
+      </w:tr>
+      <w:tr>
+        <w:trPr>
+          <w:gridAfter w:val="2"/>
+          <w:wAfter w:w="2703" w:type="dxa"/>
+        </w:trPr>
+        <w:tc>
+          <w:tcPr>
+            <w:tcW w:w="7938" w:type="dxa"/>
+          </w:tcPr>
+          <w:p>
+            <w:pPr>
+              <w:pStyle w:val="a9"/>
+              <w:jc w:val="both"/>
+              <w:rPr>
+                <w:b/>
+                <w:bCs/>
+                <w:i/>
+                <w:iCs/>
+                <w:sz w:val="20"/>
+                <w:szCs w:val="20"/>
+              </w:rPr>
+            </w:pPr>
+          </w:p>
+        </w:tc>
+        <w:tc>
+          <w:tcPr>
+            <w:tcW w:w="426" w:type="dxa"/>
+          </w:tcPr>
+          <w:p>
+            <w:pPr>
+              <w:pStyle w:val="a9"/>
+              <w:jc w:val="right"/>
+            </w:pPr>
+          </w:p>
+        </w:tc>
+        <w:tc>
+          <w:tcPr>
+            <w:tcW w:w="2694" w:type="dxa"/>
+            <w:gridSpan w:val="2"/>
+            <w:vMerge/>
+          </w:tcPr>
+          <w:p>
+            <w:pPr>
+              <w:pStyle w:val="a9"/>
+              <w:jc w:val="right"/>
+            </w:pPr>
+          </w:p>
+        </w:tc>
+      </w:tr>
+      <w:tr>
+        <w:trPr>
+          <w:gridAfter w:val="2"/>
+          <w:wAfter w:w="2703" w:type="dxa"/>
+        </w:trPr>
+        <w:tc>
+          <w:tcPr>
+            <w:tcW w:w="7938" w:type="dxa"/>
+            <w:vMerge w:val="restart"/>
+          </w:tcPr>
+          <w:p>
+            <w:pPr>
+              <w:pStyle w:val="a9"/>
+              <w:jc w:val="both"/>
+              <w:rPr>
+                <w:b/>
+                <w:bCs/>
+                <w:i/>
+                <w:iCs/>
+                <w:sz w:val="20"/>
+                <w:szCs w:val="20"/>
+              </w:rPr>
+            </w:pPr>
+            <w:r>
+              <w:rPr>
+                <w:b/>
+                <w:bCs/>
+                <w:i/>
+                <w:iCs/>
+                <w:sz w:val="20"/>
+                <w:szCs w:val="20"/>
+              </w:rPr>
+              <w:t xml:space="preserve">Настоящая Заявка является поручением Перевозчику в рамках Договора перевозки груза (публичная оферта), размещенного по адресу: </w:t>
+            </w:r>
+            <w:hyperlink r:id="rId8" w:history="1">
+              <w:r>
+                <w:rPr>
+                  <w:rStyle w:val="a3"/>
+                  <w:b/>
+                  <w:bCs/>
+                  <w:i/>
+                  <w:iCs/>
+                  <w:sz w:val="20"/>
+                  <w:szCs w:val="20"/>
+                </w:rPr>
+                <w:t>https://avtoaliyans.ru/sla/documents/carrier-offer</w:t>
+              </w:r>
+            </w:hyperlink>
+            <w:r>
+              <w:rPr>
+                <w:b/>
+                <w:bCs/>
+                <w:i/>
+                <w:iCs/>
+                <w:sz w:val="20"/>
+                <w:szCs w:val="20"/>
+              </w:rPr>
+              <w:t>. Акцептом признается подтверждение Заявки либо принятие денежных средств в качестве предоплаты</w:t>
+            </w:r>
+          </w:p>
+        </w:tc>
+        <w:tc>
+          <w:tcPr>
+            <w:tcW w:w="426" w:type="dxa"/>
+          </w:tcPr>
+          <w:p>
+            <w:pPr>
+              <w:pStyle w:val="a9"/>
+              <w:jc w:val="right"/>
+            </w:pPr>
+          </w:p>
+        </w:tc>
+        <w:tc>
+          <w:tcPr>
+            <w:tcW w:w="2694" w:type="dxa"/>
+            <w:gridSpan w:val="2"/>
+            <w:vMerge/>
+          </w:tcPr>
+          <w:p>
+            <w:pPr>
+              <w:pStyle w:val="a9"/>
+              <w:jc w:val="right"/>
+            </w:pPr>
+          </w:p>
+        </w:tc>
+      </w:tr>
+      <w:tr>
+        <w:trPr>
+          <w:gridAfter w:val="2"/>
+          <w:wAfter w:w="2703" w:type="dxa"/>
+        </w:trPr>
+        <w:tc>
+          <w:tcPr>
+            <w:tcW w:w="7938" w:type="dxa"/>
+            <w:vMerge/>
+          </w:tcPr>
+          <w:p>
+            <w:pPr>
+              <w:pStyle w:val="a9"/>
+              <w:jc w:val="both"/>
+              <w:rPr>
+                <w:b/>
+                <w:bCs/>
+                <w:i/>
+                <w:iCs/>
+                <w:sz w:val="20"/>
+                <w:szCs w:val="20"/>
+              </w:rPr>
+            </w:pPr>
+          </w:p>
+        </w:tc>
+        <w:tc>
+          <w:tcPr>
+            <w:tcW w:w="426" w:type="dxa"/>
+          </w:tcPr>
+          <w:p>
+            <w:pPr>
+              <w:pStyle w:val="a9"/>
+              <w:jc w:val="right"/>
+            </w:pPr>
+          </w:p>
+        </w:tc>
+        <w:tc>
+          <w:tcPr>
+            <w:tcW w:w="2694" w:type="dxa"/>
+            <w:gridSpan w:val="2"/>
+            <w:vMerge/>
+          </w:tcPr>
+          <w:p>
+            <w:pPr>
+              <w:pStyle w:val="a9"/>
+              <w:jc w:val="right"/>
+            </w:pPr>
+          </w:p>
+        </w:tc>
+      </w:tr>
+      <w:tr>
+        <w:trPr>
+          <w:gridAfter w:val="2"/>
+          <w:wAfter w:w="2703" w:type="dxa"/>
+        </w:trPr>
+        <w:tc>
+          <w:tcPr>
+            <w:tcW w:w="7938" w:type="dxa"/>
+          </w:tcPr>
+          <w:p>
+            <w:pPr>
+              <w:pStyle w:val="a9"/>
+              <w:jc w:val="both"/>
+              <w:rPr>
+                <w:b/>
+                <w:bCs/>
+                <w:i/>
+                <w:iCs/>
+                <w:sz w:val="20"/>
+                <w:szCs w:val="20"/>
+              </w:rPr>
+            </w:pPr>
+          </w:p>
+        </w:tc>
+        <w:tc>
+          <w:tcPr>
+            <w:tcW w:w="426" w:type="dxa"/>
+          </w:tcPr>
+          <w:p>
+            <w:pPr>
+              <w:pStyle w:val="a9"/>
+              <w:jc w:val="right"/>
+            </w:pPr>
+          </w:p>
+        </w:tc>
+        <w:tc>
+          <w:tcPr>
+            <w:tcW w:w="2694" w:type="dxa"/>
+            <w:gridSpan w:val="2"/>
+            <w:vMerge/>
+          </w:tcPr>
+          <w:p>
+            <w:pPr>
+              <w:pStyle w:val="a9"/>
+              <w:jc w:val="right"/>
+            </w:pPr>
+          </w:p>
+        </w:tc>
+      </w:tr>
+    </w:tbl>
     <w:p>
       <w:pPr>
         <w:pStyle w:val="a9"/>
-        <w:jc w:val="both"/>
         <w:rPr>
-          <w:b/>
-          <w:bCs/>
-          <w:i/>
-          <w:iCs/>
           <w:sz w:val="20"/>
           <w:szCs w:val="20"/>
         </w:rPr>
       </w:pPr>
-      <w:r>
-        <w:rPr>
-          <w:b/>
-          <w:bCs/>
-          <w:i/>
-          <w:iCs/>
-          <w:sz w:val="20"/>
-          <w:szCs w:val="20"/>
-        </w:rPr>
-        <w:t>Настоящая Заявка является поручением Перевозчику в рамках Договора перевозки груза (публичная оферта), размещенного по адресу: [ваш-</w:t>
-      </w:r>
-      <w:proofErr w:type="spellStart"/>
-      <w:proofErr w:type="gramStart"/>
-      <w:r>
-        <w:rPr>
-          <w:b/>
-          <w:bCs/>
-          <w:i/>
-          <w:iCs/>
-          <w:sz w:val="20"/>
-          <w:szCs w:val="20"/>
-        </w:rPr>
-        <w:t>сайт.рф</w:t>
-      </w:r>
-      <w:proofErr w:type="spellEnd"/>
-      <w:proofErr w:type="gramEnd"/>
-      <w:r>
-        <w:rPr>
-          <w:b/>
-          <w:bCs/>
-          <w:i/>
-          <w:iCs/>
-          <w:sz w:val="20"/>
-          <w:szCs w:val="20"/>
-        </w:rPr>
-        <w:t>/</w:t>
-      </w:r>
-      <w:proofErr w:type="spellStart"/>
-      <w:r>
-        <w:rPr>
-          <w:b/>
-          <w:bCs/>
-          <w:i/>
-          <w:iCs/>
-          <w:sz w:val="20"/>
-          <w:szCs w:val="20"/>
-        </w:rPr>
-        <w:t>oferta-perevozchik</w:t>
-      </w:r>
-      <w:proofErr w:type="spellEnd"/>
-      <w:r>
-        <w:rPr>
-          <w:b/>
-          <w:bCs/>
-          <w:i/>
-          <w:iCs/>
-          <w:sz w:val="20"/>
-          <w:szCs w:val="20"/>
-        </w:rPr>
-        <w:t>]. Акцептом признается подтверждение Заявки или допуск ТС к погрузке.</w:t>
-      </w:r>
     </w:p>
     <w:p>
       <w:pPr>
         <w:pStyle w:val="a9"/>
+        <w:rPr>
+          <w:sz w:val="20"/>
+          <w:szCs w:val="20"/>
+        </w:rPr>
+      </w:pPr>
+    </w:p>
+    <w:p>
+      <w:pPr>
+        <w:pStyle w:val="a9"/>
+        <w:rPr>
+          <w:sz w:val="20"/>
+          <w:szCs w:val="20"/>
+        </w:rPr>
       </w:pPr>
     </w:p>
     <w:tbl>
@@ -92,8 +404,9 @@
       <w:tblGrid>
         <w:gridCol w:w="2433"/>
         <w:gridCol w:w="224"/>
-        <w:gridCol w:w="2441"/>
-        <w:gridCol w:w="2694"/>
+        <w:gridCol w:w="2422"/>
+        <w:gridCol w:w="236"/>
+        <w:gridCol w:w="2477"/>
         <w:gridCol w:w="181"/>
         <w:gridCol w:w="2658"/>
       </w:tblGrid>
@@ -112,7 +425,6 @@
               <w:right w:val="single" w:sz="4" w:space="0" w:color="000000"/>
             </w:tcBorders>
             <w:vAlign w:val="center"/>
-            <w:hideMark/>
           </w:tcPr>
           <w:p>
             <w:pPr>
@@ -136,7 +448,8 @@
         </w:tc>
         <w:tc>
           <w:tcPr>
-            <w:tcW w:w="2441" w:type="dxa"/>
+            <w:tcW w:w="2658" w:type="dxa"/>
+            <w:gridSpan w:val="2"/>
             <w:tcBorders>
               <w:top w:val="single" w:sz="4" w:space="0" w:color="000000"/>
               <w:left w:val="single" w:sz="4" w:space="0" w:color="000000"/>
@@ -163,7 +476,6 @@
               </w:rPr>
               <w:t>${</w:t>
             </w:r>
-            <w:proofErr w:type="spellStart"/>
             <w:r>
               <w:rPr>
                 <w:b/>
@@ -173,7 +485,6 @@
               </w:rPr>
               <w:t>nomer</w:t>
             </w:r>
-            <w:proofErr w:type="spellEnd"/>
             <w:r>
               <w:rPr>
                 <w:b/>
@@ -182,7 +493,6 @@
               </w:rPr>
               <w:t>_</w:t>
             </w:r>
-            <w:proofErr w:type="spellStart"/>
             <w:r>
               <w:rPr>
                 <w:b/>
@@ -192,7 +502,6 @@
               </w:rPr>
               <w:t>zayavki</w:t>
             </w:r>
-            <w:proofErr w:type="spellEnd"/>
             <w:r>
               <w:rPr>
                 <w:b/>
@@ -205,7 +514,7 @@
         </w:tc>
         <w:tc>
           <w:tcPr>
-            <w:tcW w:w="2875" w:type="dxa"/>
+            <w:tcW w:w="2658" w:type="dxa"/>
             <w:gridSpan w:val="2"/>
             <w:tcBorders>
               <w:top w:val="single" w:sz="4" w:space="0" w:color="000000"/>
@@ -281,7 +590,6 @@
               </w:rPr>
               <w:t>_</w:t>
             </w:r>
-            <w:proofErr w:type="spellStart"/>
             <w:r>
               <w:rPr>
                 <w:b/>
@@ -291,7 +599,6 @@
               </w:rPr>
               <w:t>zakaza</w:t>
             </w:r>
-            <w:proofErr w:type="spellEnd"/>
             <w:r>
               <w:rPr>
                 <w:b/>
@@ -309,7 +616,7 @@
         </w:trPr>
         <w:tc>
           <w:tcPr>
-            <w:tcW w:w="5098" w:type="dxa"/>
+            <w:tcW w:w="5079" w:type="dxa"/>
             <w:gridSpan w:val="3"/>
             <w:tcBorders>
               <w:top w:val="single" w:sz="4" w:space="0" w:color="000000"/>
@@ -341,8 +648,8 @@
         </w:tc>
         <w:tc>
           <w:tcPr>
-            <w:tcW w:w="5533" w:type="dxa"/>
-            <w:gridSpan w:val="3"/>
+            <w:tcW w:w="5552" w:type="dxa"/>
+            <w:gridSpan w:val="4"/>
             <w:tcBorders>
               <w:top w:val="single" w:sz="4" w:space="0" w:color="000000"/>
               <w:left w:val="single" w:sz="4" w:space="0" w:color="000000"/>
@@ -378,7 +685,7 @@
         </w:trPr>
         <w:tc>
           <w:tcPr>
-            <w:tcW w:w="5098" w:type="dxa"/>
+            <w:tcW w:w="5079" w:type="dxa"/>
             <w:gridSpan w:val="3"/>
             <w:tcBorders>
               <w:top w:val="single" w:sz="4" w:space="0" w:color="000000"/>
@@ -407,7 +714,6 @@
               </w:rPr>
               <w:t>${</w:t>
             </w:r>
-            <w:proofErr w:type="spellStart"/>
             <w:r>
               <w:rPr>
                 <w:b/>
@@ -418,7 +724,6 @@
               </w:rPr>
               <w:t>lp_nazv</w:t>
             </w:r>
-            <w:proofErr w:type="spellEnd"/>
             <w:r>
               <w:rPr>
                 <w:b/>
@@ -432,8 +737,8 @@
         </w:tc>
         <w:tc>
           <w:tcPr>
-            <w:tcW w:w="5533" w:type="dxa"/>
-            <w:gridSpan w:val="3"/>
+            <w:tcW w:w="5552" w:type="dxa"/>
+            <w:gridSpan w:val="4"/>
             <w:tcBorders>
               <w:top w:val="single" w:sz="4" w:space="0" w:color="000000"/>
               <w:left w:val="single" w:sz="4" w:space="0" w:color="000000"/>
@@ -463,7 +768,6 @@
               </w:rPr>
               <w:t>${</w:t>
             </w:r>
-            <w:proofErr w:type="spellStart"/>
             <w:r>
               <w:rPr>
                 <w:b/>
@@ -484,7 +788,6 @@
               </w:rPr>
               <w:t>_nazv</w:t>
             </w:r>
-            <w:proofErr w:type="spellEnd"/>
             <w:r>
               <w:rPr>
                 <w:b/>
@@ -534,7 +837,6 @@
               </w:rPr>
               <w:t>${</w:t>
             </w:r>
-            <w:proofErr w:type="spellStart"/>
             <w:r>
               <w:rPr>
                 <w:b/>
@@ -553,45 +855,44 @@
                 <w:szCs w:val="20"/>
                 <w:lang w:val="en-US"/>
               </w:rPr>
-              <w:t>manager</w:t>
-            </w:r>
-            <w:proofErr w:type="spellEnd"/>
-            <w:r>
+              <w:t>manager}</w:t>
+            </w:r>
+          </w:p>
+        </w:tc>
+        <w:tc>
+          <w:tcPr>
+            <w:tcW w:w="2646" w:type="dxa"/>
+            <w:gridSpan w:val="2"/>
+            <w:tcBorders>
+              <w:top w:val="single" w:sz="4" w:space="0" w:color="000000"/>
+              <w:left w:val="single" w:sz="4" w:space="0" w:color="000000"/>
+              <w:bottom w:val="single" w:sz="4" w:space="0" w:color="000000"/>
+              <w:right w:val="single" w:sz="4" w:space="0" w:color="000000"/>
+            </w:tcBorders>
+            <w:vAlign w:val="center"/>
+            <w:hideMark/>
+          </w:tcPr>
+          <w:p>
+            <w:pPr>
+              <w:pStyle w:val="a9"/>
+              <w:jc w:val="center"/>
               <w:rPr>
                 <w:b/>
                 <w:bCs/>
                 <w:sz w:val="20"/>
                 <w:szCs w:val="20"/>
-                <w:lang w:val="en-US"/>
-              </w:rPr>
-              <w:t>}</w:t>
-            </w:r>
-          </w:p>
-        </w:tc>
-        <w:tc>
-          <w:tcPr>
-            <w:tcW w:w="2665" w:type="dxa"/>
-            <w:gridSpan w:val="2"/>
-            <w:tcBorders>
-              <w:top w:val="single" w:sz="4" w:space="0" w:color="000000"/>
-              <w:left w:val="single" w:sz="4" w:space="0" w:color="000000"/>
-              <w:bottom w:val="single" w:sz="4" w:space="0" w:color="000000"/>
-              <w:right w:val="single" w:sz="4" w:space="0" w:color="000000"/>
-            </w:tcBorders>
-            <w:vAlign w:val="center"/>
-            <w:hideMark/>
-          </w:tcPr>
-          <w:p>
-            <w:pPr>
-              <w:pStyle w:val="a9"/>
-              <w:jc w:val="center"/>
+              </w:rPr>
+            </w:pPr>
+            <w:r>
               <w:rPr>
                 <w:b/>
                 <w:bCs/>
                 <w:sz w:val="20"/>
                 <w:szCs w:val="20"/>
-              </w:rPr>
-            </w:pPr>
+                <w:lang w:val="en-US"/>
+              </w:rPr>
+              <w:t>${</w:t>
+            </w:r>
             <w:r>
               <w:rPr>
                 <w:b/>
@@ -600,9 +901,8 @@
                 <w:szCs w:val="20"/>
                 <w:lang w:val="en-US"/>
               </w:rPr>
-              <w:t>${</w:t>
-            </w:r>
-            <w:proofErr w:type="spellStart"/>
+              <w:t>lp_</w:t>
+            </w:r>
             <w:r>
               <w:rPr>
                 <w:b/>
@@ -611,19 +911,41 @@
                 <w:szCs w:val="20"/>
                 <w:lang w:val="en-US"/>
               </w:rPr>
-              <w:t>lp_</w:t>
-            </w:r>
+              <w:t>manager_tel}</w:t>
+            </w:r>
+          </w:p>
+        </w:tc>
+        <w:tc>
+          <w:tcPr>
+            <w:tcW w:w="2713" w:type="dxa"/>
+            <w:gridSpan w:val="2"/>
+            <w:tcBorders>
+              <w:top w:val="single" w:sz="4" w:space="0" w:color="000000"/>
+              <w:left w:val="single" w:sz="4" w:space="0" w:color="000000"/>
+              <w:bottom w:val="single" w:sz="4" w:space="0" w:color="000000"/>
+              <w:right w:val="single" w:sz="4" w:space="0" w:color="000000"/>
+            </w:tcBorders>
+            <w:vAlign w:val="center"/>
+            <w:hideMark/>
+          </w:tcPr>
+          <w:p>
+            <w:pPr>
+              <w:pStyle w:val="a9"/>
+              <w:jc w:val="center"/>
+              <w:rPr>
+                <w:sz w:val="20"/>
+                <w:szCs w:val="20"/>
+              </w:rPr>
+            </w:pPr>
             <w:r>
               <w:rPr>
                 <w:b/>
                 <w:bCs/>
                 <w:sz w:val="20"/>
                 <w:szCs w:val="20"/>
-                <w:lang w:val="en-US"/>
-              </w:rPr>
-              <w:t>manager_tel</w:t>
-            </w:r>
-            <w:proofErr w:type="spellEnd"/>
+              </w:rPr>
+              <w:t>${</w:t>
+            </w:r>
             <w:r>
               <w:rPr>
                 <w:b/>
@@ -632,132 +954,86 @@
                 <w:szCs w:val="20"/>
                 <w:lang w:val="en-US"/>
               </w:rPr>
-              <w:t>}</w:t>
-            </w:r>
-          </w:p>
-        </w:tc>
-        <w:tc>
-          <w:tcPr>
-            <w:tcW w:w="2694" w:type="dxa"/>
-            <w:tcBorders>
-              <w:top w:val="single" w:sz="4" w:space="0" w:color="000000"/>
-              <w:left w:val="single" w:sz="4" w:space="0" w:color="000000"/>
-              <w:bottom w:val="single" w:sz="4" w:space="0" w:color="000000"/>
-              <w:right w:val="single" w:sz="4" w:space="0" w:color="000000"/>
-            </w:tcBorders>
-            <w:vAlign w:val="center"/>
-            <w:hideMark/>
-          </w:tcPr>
-          <w:p>
-            <w:pPr>
-              <w:pStyle w:val="a9"/>
-              <w:jc w:val="center"/>
-              <w:rPr>
-                <w:sz w:val="20"/>
-                <w:szCs w:val="20"/>
-              </w:rPr>
-            </w:pPr>
+              <w:t>dp_</w:t>
+            </w:r>
             <w:r>
               <w:rPr>
                 <w:b/>
                 <w:bCs/>
                 <w:sz w:val="20"/>
                 <w:szCs w:val="20"/>
-              </w:rPr>
-              <w:t>${</w:t>
-            </w:r>
-            <w:proofErr w:type="spellStart"/>
+                <w:lang w:val="en-US"/>
+              </w:rPr>
+              <w:t>kontakt</w:t>
+            </w:r>
             <w:r>
               <w:rPr>
                 <w:b/>
                 <w:bCs/>
                 <w:sz w:val="20"/>
                 <w:szCs w:val="20"/>
-                <w:lang w:val="en-US"/>
-              </w:rPr>
-              <w:t>dp_</w:t>
-            </w:r>
+              </w:rPr>
+              <w:t>}</w:t>
+            </w:r>
+          </w:p>
+        </w:tc>
+        <w:tc>
+          <w:tcPr>
+            <w:tcW w:w="2839" w:type="dxa"/>
+            <w:gridSpan w:val="2"/>
+            <w:tcBorders>
+              <w:top w:val="single" w:sz="4" w:space="0" w:color="000000"/>
+              <w:left w:val="single" w:sz="4" w:space="0" w:color="000000"/>
+              <w:bottom w:val="single" w:sz="4" w:space="0" w:color="000000"/>
+              <w:right w:val="single" w:sz="4" w:space="0" w:color="000000"/>
+            </w:tcBorders>
+            <w:vAlign w:val="center"/>
+            <w:hideMark/>
+          </w:tcPr>
+          <w:p>
+            <w:pPr>
+              <w:pStyle w:val="a9"/>
+              <w:jc w:val="center"/>
+              <w:rPr>
+                <w:sz w:val="20"/>
+                <w:szCs w:val="20"/>
+              </w:rPr>
+            </w:pPr>
             <w:r>
               <w:rPr>
                 <w:b/>
                 <w:bCs/>
                 <w:sz w:val="20"/>
                 <w:szCs w:val="20"/>
-                <w:lang w:val="en-US"/>
-              </w:rPr>
-              <w:t>kontakt</w:t>
-            </w:r>
-            <w:proofErr w:type="spellEnd"/>
+              </w:rPr>
+              <w:t>${</w:t>
+            </w:r>
             <w:r>
               <w:rPr>
                 <w:b/>
                 <w:bCs/>
                 <w:sz w:val="20"/>
                 <w:szCs w:val="20"/>
-              </w:rPr>
-              <w:t>}</w:t>
-            </w:r>
-          </w:p>
-        </w:tc>
-        <w:tc>
-          <w:tcPr>
-            <w:tcW w:w="2839" w:type="dxa"/>
-            <w:gridSpan w:val="2"/>
-            <w:tcBorders>
-              <w:top w:val="single" w:sz="4" w:space="0" w:color="000000"/>
-              <w:left w:val="single" w:sz="4" w:space="0" w:color="000000"/>
-              <w:bottom w:val="single" w:sz="4" w:space="0" w:color="000000"/>
-              <w:right w:val="single" w:sz="4" w:space="0" w:color="000000"/>
-            </w:tcBorders>
-            <w:vAlign w:val="center"/>
-            <w:hideMark/>
-          </w:tcPr>
-          <w:p>
-            <w:pPr>
-              <w:pStyle w:val="a9"/>
-              <w:jc w:val="center"/>
-              <w:rPr>
-                <w:sz w:val="20"/>
-                <w:szCs w:val="20"/>
-              </w:rPr>
-            </w:pPr>
+                <w:lang w:val="en-US"/>
+              </w:rPr>
+              <w:t>dp_</w:t>
+            </w:r>
             <w:r>
               <w:rPr>
                 <w:b/>
                 <w:bCs/>
                 <w:sz w:val="20"/>
                 <w:szCs w:val="20"/>
-              </w:rPr>
-              <w:t>${</w:t>
-            </w:r>
-            <w:proofErr w:type="spellStart"/>
+                <w:lang w:val="en-US"/>
+              </w:rPr>
+              <w:t>kontakt_tel</w:t>
+            </w:r>
             <w:r>
               <w:rPr>
                 <w:b/>
                 <w:bCs/>
                 <w:sz w:val="20"/>
                 <w:szCs w:val="20"/>
-                <w:lang w:val="en-US"/>
-              </w:rPr>
-              <w:t>dp_</w:t>
-            </w:r>
-            <w:r>
-              <w:rPr>
-                <w:b/>
-                <w:bCs/>
-                <w:sz w:val="20"/>
-                <w:szCs w:val="20"/>
-                <w:lang w:val="en-US"/>
-              </w:rPr>
-              <w:t>kontakt_tel</w:t>
-            </w:r>
-            <w:proofErr w:type="spellEnd"/>
-            <w:r>
-              <w:rPr>
-                <w:b/>
-                <w:bCs/>
-                <w:sz w:val="20"/>
-                <w:szCs w:val="20"/>
               </w:rPr>
               <w:t>}</w:t>
             </w:r>
@@ -765,6 +1041,16 @@
         </w:tc>
       </w:tr>
     </w:tbl>
+    <w:p>
+      <w:pPr>
+        <w:pStyle w:val="a9"/>
+        <w:rPr>
+          <w:b/>
+          <w:sz w:val="20"/>
+          <w:szCs w:val="20"/>
+        </w:rPr>
+      </w:pPr>
+    </w:p>
     <w:p>
       <w:pPr>
         <w:pStyle w:val="a9"/>
@@ -793,11 +1079,13 @@
       <w:tblGrid>
         <w:gridCol w:w="411"/>
         <w:gridCol w:w="3128"/>
-        <w:gridCol w:w="2126"/>
-        <w:gridCol w:w="1110"/>
+        <w:gridCol w:w="992"/>
+        <w:gridCol w:w="562"/>
+        <w:gridCol w:w="572"/>
+        <w:gridCol w:w="1251"/>
+        <w:gridCol w:w="1159"/>
         <w:gridCol w:w="1284"/>
-        <w:gridCol w:w="1284"/>
-        <w:gridCol w:w="1284"/>
+        <w:gridCol w:w="1268"/>
       </w:tblGrid>
       <w:tr>
         <w:tc>
@@ -861,7 +1149,7 @@
         </w:tc>
         <w:tc>
           <w:tcPr>
-            <w:tcW w:w="2126" w:type="dxa"/>
+            <w:tcW w:w="992" w:type="dxa"/>
             <w:tcBorders>
               <w:top w:val="single" w:sz="4" w:space="0" w:color="000000"/>
               <w:left w:val="single" w:sz="4" w:space="0" w:color="000000"/>
@@ -885,7 +1173,7 @@
                 <w:sz w:val="16"/>
                 <w:szCs w:val="16"/>
               </w:rPr>
-              <w:t>Количество</w:t>
+              <w:t>Кол.-во</w:t>
             </w:r>
             <w:r>
               <w:rPr>
@@ -898,7 +1186,7 @@
         </w:tc>
         <w:tc>
           <w:tcPr>
-            <w:tcW w:w="2394" w:type="dxa"/>
+            <w:tcW w:w="1134" w:type="dxa"/>
             <w:gridSpan w:val="2"/>
             <w:tcBorders>
               <w:top w:val="single" w:sz="4" w:space="0" w:color="auto"/>
@@ -906,6 +1194,35 @@
               <w:bottom w:val="single" w:sz="4" w:space="0" w:color="auto"/>
               <w:right w:val="single" w:sz="4" w:space="0" w:color="auto"/>
             </w:tcBorders>
+          </w:tcPr>
+          <w:p>
+            <w:pPr>
+              <w:pStyle w:val="a9"/>
+              <w:jc w:val="center"/>
+              <w:rPr>
+                <w:sz w:val="16"/>
+                <w:szCs w:val="16"/>
+              </w:rPr>
+            </w:pPr>
+            <w:r>
+              <w:rPr>
+                <w:sz w:val="16"/>
+                <w:szCs w:val="16"/>
+              </w:rPr>
+              <w:t>Тип места</w:t>
+            </w:r>
+          </w:p>
+        </w:tc>
+        <w:tc>
+          <w:tcPr>
+            <w:tcW w:w="2410" w:type="dxa"/>
+            <w:gridSpan w:val="2"/>
+            <w:tcBorders>
+              <w:top w:val="single" w:sz="4" w:space="0" w:color="auto"/>
+              <w:left w:val="single" w:sz="4" w:space="0" w:color="auto"/>
+              <w:bottom w:val="single" w:sz="4" w:space="0" w:color="auto"/>
+              <w:right w:val="single" w:sz="4" w:space="0" w:color="auto"/>
+            </w:tcBorders>
             <w:vAlign w:val="center"/>
             <w:hideMark/>
           </w:tcPr>
@@ -929,7 +1246,7 @@
         </w:tc>
         <w:tc>
           <w:tcPr>
-            <w:tcW w:w="2568" w:type="dxa"/>
+            <w:tcW w:w="2552" w:type="dxa"/>
             <w:gridSpan w:val="2"/>
             <w:tcBorders>
               <w:top w:val="single" w:sz="4" w:space="0" w:color="000000"/>
@@ -953,7 +1270,21 @@
                 <w:sz w:val="16"/>
                 <w:szCs w:val="16"/>
               </w:rPr>
-              <w:t>Габариты, м</w:t>
+              <w:t>Габариты</w:t>
+            </w:r>
+            <w:r>
+              <w:rPr>
+                <w:sz w:val="16"/>
+                <w:szCs w:val="16"/>
+              </w:rPr>
+              <w:t xml:space="preserve"> места</w:t>
+            </w:r>
+            <w:r>
+              <w:rPr>
+                <w:sz w:val="16"/>
+                <w:szCs w:val="16"/>
+              </w:rPr>
+              <w:t>, м</w:t>
             </w:r>
           </w:p>
         </w:tc>
@@ -1010,29 +1341,13 @@
                 <w:sz w:val="16"/>
                 <w:szCs w:val="16"/>
               </w:rPr>
-              <w:t>${</w:t>
-            </w:r>
-            <w:proofErr w:type="spellStart"/>
-            <w:r>
-              <w:rPr>
-                <w:sz w:val="16"/>
-                <w:szCs w:val="16"/>
-              </w:rPr>
-              <w:t>cargo_row_name</w:t>
-            </w:r>
-            <w:proofErr w:type="spellEnd"/>
-            <w:r>
-              <w:rPr>
-                <w:sz w:val="16"/>
-                <w:szCs w:val="16"/>
-              </w:rPr>
-              <w:t>}</w:t>
-            </w:r>
-          </w:p>
-        </w:tc>
-        <w:tc>
-          <w:tcPr>
-            <w:tcW w:w="2126" w:type="dxa"/>
+              <w:t>${cargo_row_name}</w:t>
+            </w:r>
+          </w:p>
+        </w:tc>
+        <w:tc>
+          <w:tcPr>
+            <w:tcW w:w="992" w:type="dxa"/>
             <w:tcBorders>
               <w:top w:val="single" w:sz="4" w:space="0" w:color="000000"/>
               <w:left w:val="single" w:sz="4" w:space="0" w:color="000000"/>
@@ -1054,29 +1369,13 @@
                 <w:sz w:val="16"/>
                 <w:szCs w:val="16"/>
               </w:rPr>
-              <w:t>${</w:t>
-            </w:r>
-            <w:proofErr w:type="spellStart"/>
-            <w:r>
-              <w:rPr>
-                <w:sz w:val="16"/>
-                <w:szCs w:val="16"/>
-              </w:rPr>
-              <w:t>cargo_row_packages</w:t>
-            </w:r>
-            <w:proofErr w:type="spellEnd"/>
-            <w:r>
-              <w:rPr>
-                <w:sz w:val="16"/>
-                <w:szCs w:val="16"/>
-              </w:rPr>
-              <w:t>}</w:t>
-            </w:r>
-          </w:p>
-        </w:tc>
-        <w:tc>
-          <w:tcPr>
-            <w:tcW w:w="2394" w:type="dxa"/>
+              <w:t>${cargo_row_packages}</w:t>
+            </w:r>
+          </w:p>
+        </w:tc>
+        <w:tc>
+          <w:tcPr>
+            <w:tcW w:w="1134" w:type="dxa"/>
             <w:gridSpan w:val="2"/>
             <w:tcBorders>
               <w:top w:val="single" w:sz="4" w:space="0" w:color="000000"/>
@@ -1084,6 +1383,35 @@
               <w:bottom w:val="single" w:sz="4" w:space="0" w:color="000000"/>
               <w:right w:val="single" w:sz="4" w:space="0" w:color="000000"/>
             </w:tcBorders>
+          </w:tcPr>
+          <w:p>
+            <w:pPr>
+              <w:pStyle w:val="a9"/>
+              <w:jc w:val="center"/>
+              <w:rPr>
+                <w:sz w:val="16"/>
+                <w:szCs w:val="16"/>
+              </w:rPr>
+            </w:pPr>
+            <w:r>
+              <w:rPr>
+                <w:sz w:val="16"/>
+                <w:szCs w:val="16"/>
+              </w:rPr>
+              <w:t>${cargo_row_pack_type}</w:t>
+            </w:r>
+          </w:p>
+        </w:tc>
+        <w:tc>
+          <w:tcPr>
+            <w:tcW w:w="2410" w:type="dxa"/>
+            <w:gridSpan w:val="2"/>
+            <w:tcBorders>
+              <w:top w:val="single" w:sz="4" w:space="0" w:color="000000"/>
+              <w:left w:val="single" w:sz="4" w:space="0" w:color="000000"/>
+              <w:bottom w:val="single" w:sz="4" w:space="0" w:color="000000"/>
+              <w:right w:val="single" w:sz="4" w:space="0" w:color="000000"/>
+            </w:tcBorders>
             <w:vAlign w:val="center"/>
           </w:tcPr>
           <w:p>
@@ -1100,29 +1428,13 @@
                 <w:sz w:val="16"/>
                 <w:szCs w:val="16"/>
               </w:rPr>
-              <w:t>${</w:t>
-            </w:r>
-            <w:proofErr w:type="spellStart"/>
-            <w:r>
-              <w:rPr>
-                <w:sz w:val="16"/>
-                <w:szCs w:val="16"/>
-              </w:rPr>
-              <w:t>cargo_row_weight</w:t>
-            </w:r>
-            <w:proofErr w:type="spellEnd"/>
-            <w:r>
-              <w:rPr>
-                <w:sz w:val="16"/>
-                <w:szCs w:val="16"/>
-              </w:rPr>
-              <w:t>}</w:t>
-            </w:r>
-          </w:p>
-        </w:tc>
-        <w:tc>
-          <w:tcPr>
-            <w:tcW w:w="2568" w:type="dxa"/>
+              <w:t>${cargo_row_weight}</w:t>
+            </w:r>
+          </w:p>
+        </w:tc>
+        <w:tc>
+          <w:tcPr>
+            <w:tcW w:w="2552" w:type="dxa"/>
             <w:gridSpan w:val="2"/>
             <w:tcBorders>
               <w:top w:val="single" w:sz="4" w:space="0" w:color="000000"/>
@@ -1146,23 +1458,7 @@
                 <w:sz w:val="16"/>
                 <w:szCs w:val="16"/>
               </w:rPr>
-              <w:t>${</w:t>
-            </w:r>
-            <w:proofErr w:type="spellStart"/>
-            <w:r>
-              <w:rPr>
-                <w:sz w:val="16"/>
-                <w:szCs w:val="16"/>
-              </w:rPr>
-              <w:t>cargo_row_dimensions</w:t>
-            </w:r>
-            <w:proofErr w:type="spellEnd"/>
-            <w:r>
-              <w:rPr>
-                <w:sz w:val="16"/>
-                <w:szCs w:val="16"/>
-              </w:rPr>
-              <w:t>}</w:t>
+              <w:t>${cargo_row_dimensions}</w:t>
             </w:r>
           </w:p>
         </w:tc>
@@ -1226,6 +1522,76 @@
         <w:tc>
           <w:tcPr>
             <w:tcW w:w="2126" w:type="dxa"/>
+            <w:gridSpan w:val="3"/>
+            <w:tcBorders>
+              <w:top w:val="single" w:sz="4" w:space="0" w:color="000000"/>
+              <w:left w:val="single" w:sz="4" w:space="0" w:color="000000"/>
+              <w:bottom w:val="single" w:sz="4" w:space="0" w:color="000000"/>
+              <w:right w:val="single" w:sz="4" w:space="0" w:color="000000"/>
+            </w:tcBorders>
+          </w:tcPr>
+          <w:p>
+            <w:pPr>
+              <w:pStyle w:val="a9"/>
+              <w:rPr>
+                <w:sz w:val="16"/>
+                <w:szCs w:val="16"/>
+              </w:rPr>
+            </w:pPr>
+            <w:r>
+              <w:rPr>
+                <w:sz w:val="16"/>
+                <w:szCs w:val="16"/>
+              </w:rPr>
+              <w:t>${</w:t>
+            </w:r>
+            <w:r>
+              <w:rPr>
+                <w:sz w:val="16"/>
+                <w:szCs w:val="16"/>
+                <w:lang w:val="en-US"/>
+              </w:rPr>
+              <w:t>cargo.total_packages</w:t>
+            </w:r>
+            <w:r>
+              <w:rPr>
+                <w:sz w:val="16"/>
+                <w:szCs w:val="16"/>
+              </w:rPr>
+              <w:t>}</w:t>
+            </w:r>
+          </w:p>
+        </w:tc>
+        <w:tc>
+          <w:tcPr>
+            <w:tcW w:w="1251" w:type="dxa"/>
+            <w:tcBorders>
+              <w:top w:val="single" w:sz="4" w:space="0" w:color="000000"/>
+              <w:left w:val="single" w:sz="4" w:space="0" w:color="000000"/>
+              <w:bottom w:val="single" w:sz="4" w:space="0" w:color="000000"/>
+              <w:right w:val="single" w:sz="4" w:space="0" w:color="000000"/>
+            </w:tcBorders>
+          </w:tcPr>
+          <w:p>
+            <w:pPr>
+              <w:pStyle w:val="a9"/>
+              <w:rPr>
+                <w:sz w:val="16"/>
+                <w:szCs w:val="16"/>
+              </w:rPr>
+            </w:pPr>
+            <w:r>
+              <w:rPr>
+                <w:sz w:val="16"/>
+                <w:szCs w:val="16"/>
+              </w:rPr>
+              <w:t>Общий вес брутто, кг</w:t>
+            </w:r>
+          </w:p>
+        </w:tc>
+        <w:tc>
+          <w:tcPr>
+            <w:tcW w:w="1159" w:type="dxa"/>
             <w:tcBorders>
               <w:top w:val="single" w:sz="4" w:space="0" w:color="000000"/>
               <w:left w:val="single" w:sz="4" w:space="0" w:color="000000"/>
@@ -1249,26 +1615,14 @@
               </w:rPr>
               <w:t>${</w:t>
             </w:r>
-            <w:proofErr w:type="spellStart"/>
-            <w:proofErr w:type="gramStart"/>
-            <w:r>
-              <w:rPr>
-                <w:sz w:val="16"/>
-                <w:szCs w:val="16"/>
-                <w:lang w:val="en-US"/>
-              </w:rPr>
-              <w:t>cargo.total</w:t>
-            </w:r>
-            <w:proofErr w:type="gramEnd"/>
-            <w:r>
-              <w:rPr>
-                <w:sz w:val="16"/>
-                <w:szCs w:val="16"/>
-                <w:lang w:val="en-US"/>
-              </w:rPr>
-              <w:t>_packages</w:t>
-            </w:r>
-            <w:proofErr w:type="spellEnd"/>
+            <w:r>
+              <w:rPr>
+                <w:sz w:val="16"/>
+                <w:szCs w:val="16"/>
+                <w:lang w:val="en-US"/>
+              </w:rPr>
+              <w:t>cargo.total_weight</w:t>
+            </w:r>
             <w:r>
               <w:rPr>
                 <w:sz w:val="16"/>
@@ -1280,33 +1634,6 @@
         </w:tc>
         <w:tc>
           <w:tcPr>
-            <w:tcW w:w="1110" w:type="dxa"/>
-            <w:tcBorders>
-              <w:top w:val="single" w:sz="4" w:space="0" w:color="000000"/>
-              <w:left w:val="single" w:sz="4" w:space="0" w:color="000000"/>
-              <w:bottom w:val="single" w:sz="4" w:space="0" w:color="000000"/>
-              <w:right w:val="single" w:sz="4" w:space="0" w:color="000000"/>
-            </w:tcBorders>
-          </w:tcPr>
-          <w:p>
-            <w:pPr>
-              <w:pStyle w:val="a9"/>
-              <w:rPr>
-                <w:sz w:val="16"/>
-                <w:szCs w:val="16"/>
-              </w:rPr>
-            </w:pPr>
-            <w:r>
-              <w:rPr>
-                <w:sz w:val="16"/>
-                <w:szCs w:val="16"/>
-              </w:rPr>
-              <w:t>Общий вес брутто, кг</w:t>
-            </w:r>
-          </w:p>
-        </w:tc>
-        <w:tc>
-          <w:tcPr>
             <w:tcW w:w="1284" w:type="dxa"/>
             <w:tcBorders>
               <w:top w:val="single" w:sz="4" w:space="0" w:color="000000"/>
@@ -1314,6 +1641,35 @@
               <w:bottom w:val="single" w:sz="4" w:space="0" w:color="000000"/>
               <w:right w:val="single" w:sz="4" w:space="0" w:color="000000"/>
             </w:tcBorders>
+            <w:vAlign w:val="center"/>
+          </w:tcPr>
+          <w:p>
+            <w:pPr>
+              <w:pStyle w:val="a9"/>
+              <w:rPr>
+                <w:sz w:val="16"/>
+                <w:szCs w:val="16"/>
+              </w:rPr>
+            </w:pPr>
+            <w:r>
+              <w:rPr>
+                <w:sz w:val="16"/>
+                <w:szCs w:val="16"/>
+              </w:rPr>
+              <w:t>Общий объём</w:t>
+            </w:r>
+          </w:p>
+        </w:tc>
+        <w:tc>
+          <w:tcPr>
+            <w:tcW w:w="1268" w:type="dxa"/>
+            <w:tcBorders>
+              <w:top w:val="single" w:sz="4" w:space="0" w:color="000000"/>
+              <w:left w:val="single" w:sz="4" w:space="0" w:color="000000"/>
+              <w:bottom w:val="single" w:sz="4" w:space="0" w:color="000000"/>
+              <w:right w:val="single" w:sz="4" w:space="0" w:color="000000"/>
+            </w:tcBorders>
+            <w:vAlign w:val="center"/>
           </w:tcPr>
           <w:p>
             <w:pPr>
@@ -1322,91 +1678,6 @@
               <w:rPr>
                 <w:sz w:val="16"/>
                 <w:szCs w:val="16"/>
-              </w:rPr>
-            </w:pPr>
-            <w:r>
-              <w:rPr>
-                <w:sz w:val="16"/>
-                <w:szCs w:val="16"/>
-              </w:rPr>
-              <w:t>${</w:t>
-            </w:r>
-            <w:proofErr w:type="spellStart"/>
-            <w:proofErr w:type="gramStart"/>
-            <w:r>
-              <w:rPr>
-                <w:sz w:val="16"/>
-                <w:szCs w:val="16"/>
-                <w:lang w:val="en-US"/>
-              </w:rPr>
-              <w:t>cargo.total</w:t>
-            </w:r>
-            <w:proofErr w:type="gramEnd"/>
-            <w:r>
-              <w:rPr>
-                <w:sz w:val="16"/>
-                <w:szCs w:val="16"/>
-                <w:lang w:val="en-US"/>
-              </w:rPr>
-              <w:t>_weight</w:t>
-            </w:r>
-            <w:proofErr w:type="spellEnd"/>
-            <w:r>
-              <w:rPr>
-                <w:sz w:val="16"/>
-                <w:szCs w:val="16"/>
-              </w:rPr>
-              <w:t>}</w:t>
-            </w:r>
-          </w:p>
-        </w:tc>
-        <w:tc>
-          <w:tcPr>
-            <w:tcW w:w="1284" w:type="dxa"/>
-            <w:tcBorders>
-              <w:top w:val="single" w:sz="4" w:space="0" w:color="000000"/>
-              <w:left w:val="single" w:sz="4" w:space="0" w:color="000000"/>
-              <w:bottom w:val="single" w:sz="4" w:space="0" w:color="000000"/>
-              <w:right w:val="single" w:sz="4" w:space="0" w:color="000000"/>
-            </w:tcBorders>
-            <w:vAlign w:val="center"/>
-          </w:tcPr>
-          <w:p>
-            <w:pPr>
-              <w:pStyle w:val="a9"/>
-              <w:rPr>
-                <w:sz w:val="16"/>
-                <w:szCs w:val="16"/>
-              </w:rPr>
-            </w:pPr>
-            <w:r>
-              <w:rPr>
-                <w:sz w:val="16"/>
-                <w:szCs w:val="16"/>
-              </w:rPr>
-              <w:t>Общий объём</w:t>
-            </w:r>
-          </w:p>
-        </w:tc>
-        <w:tc>
-          <w:tcPr>
-            <w:tcW w:w="1284" w:type="dxa"/>
-            <w:tcBorders>
-              <w:top w:val="single" w:sz="4" w:space="0" w:color="000000"/>
-              <w:left w:val="single" w:sz="4" w:space="0" w:color="000000"/>
-              <w:bottom w:val="single" w:sz="4" w:space="0" w:color="000000"/>
-              <w:right w:val="single" w:sz="4" w:space="0" w:color="000000"/>
-            </w:tcBorders>
-            <w:vAlign w:val="center"/>
-          </w:tcPr>
-          <w:p>
-            <w:pPr>
-              <w:pStyle w:val="a9"/>
-              <w:jc w:val="center"/>
-              <w:rPr>
-                <w:sz w:val="16"/>
-                <w:szCs w:val="16"/>
-                <w:lang w:val="en-US"/>
               </w:rPr>
             </w:pPr>
             <w:r>
@@ -1486,7 +1757,28 @@
         </w:tc>
         <w:tc>
           <w:tcPr>
-            <w:tcW w:w="7088" w:type="dxa"/>
+            <w:tcW w:w="1554" w:type="dxa"/>
+            <w:gridSpan w:val="2"/>
+            <w:tcBorders>
+              <w:top w:val="single" w:sz="4" w:space="0" w:color="000000"/>
+              <w:left w:val="single" w:sz="4" w:space="0" w:color="000000"/>
+              <w:bottom w:val="single" w:sz="4" w:space="0" w:color="000000"/>
+              <w:right w:val="single" w:sz="4" w:space="0" w:color="000000"/>
+            </w:tcBorders>
+          </w:tcPr>
+          <w:p>
+            <w:pPr>
+              <w:pStyle w:val="a9"/>
+              <w:rPr>
+                <w:sz w:val="16"/>
+                <w:szCs w:val="16"/>
+              </w:rPr>
+            </w:pPr>
+          </w:p>
+        </w:tc>
+        <w:tc>
+          <w:tcPr>
+            <w:tcW w:w="5534" w:type="dxa"/>
             <w:gridSpan w:val="5"/>
             <w:tcBorders>
               <w:top w:val="single" w:sz="4" w:space="0" w:color="000000"/>
@@ -1509,23 +1801,7 @@
                 <w:sz w:val="16"/>
                 <w:szCs w:val="16"/>
               </w:rPr>
-              <w:t>${</w:t>
-            </w:r>
-            <w:proofErr w:type="spellStart"/>
-            <w:r>
-              <w:rPr>
-                <w:sz w:val="16"/>
-                <w:szCs w:val="16"/>
-              </w:rPr>
-              <w:t>cargo_declared_sum</w:t>
-            </w:r>
-            <w:proofErr w:type="spellEnd"/>
-            <w:r>
-              <w:rPr>
-                <w:sz w:val="16"/>
-                <w:szCs w:val="16"/>
-              </w:rPr>
-              <w:t>}</w:t>
+              <w:t>${cargo_declared_sum}</w:t>
             </w:r>
           </w:p>
         </w:tc>
@@ -1589,7 +1865,28 @@
         </w:tc>
         <w:tc>
           <w:tcPr>
-            <w:tcW w:w="7088" w:type="dxa"/>
+            <w:tcW w:w="1554" w:type="dxa"/>
+            <w:gridSpan w:val="2"/>
+            <w:tcBorders>
+              <w:top w:val="single" w:sz="4" w:space="0" w:color="000000"/>
+              <w:left w:val="single" w:sz="4" w:space="0" w:color="000000"/>
+              <w:bottom w:val="single" w:sz="4" w:space="0" w:color="000000"/>
+              <w:right w:val="single" w:sz="4" w:space="0" w:color="000000"/>
+            </w:tcBorders>
+          </w:tcPr>
+          <w:p>
+            <w:pPr>
+              <w:pStyle w:val="a9"/>
+              <w:rPr>
+                <w:sz w:val="16"/>
+                <w:szCs w:val="16"/>
+              </w:rPr>
+            </w:pPr>
+          </w:p>
+        </w:tc>
+        <w:tc>
+          <w:tcPr>
+            <w:tcW w:w="5534" w:type="dxa"/>
             <w:gridSpan w:val="5"/>
             <w:tcBorders>
               <w:top w:val="single" w:sz="4" w:space="0" w:color="000000"/>
@@ -1628,7 +1925,6 @@
               </w:rPr>
               <w:t>${</w:t>
             </w:r>
-            <w:proofErr w:type="spellStart"/>
             <w:r>
               <w:rPr>
                 <w:sz w:val="16"/>
@@ -1637,7 +1933,6 @@
               </w:rPr>
               <w:t>gorod</w:t>
             </w:r>
-            <w:proofErr w:type="spellEnd"/>
             <w:r>
               <w:rPr>
                 <w:sz w:val="16"/>
@@ -1645,7 +1940,6 @@
               </w:rPr>
               <w:t>_</w:t>
             </w:r>
-            <w:proofErr w:type="spellStart"/>
             <w:r>
               <w:rPr>
                 <w:sz w:val="16"/>
@@ -1654,7 +1948,6 @@
               </w:rPr>
               <w:t>zagruzki</w:t>
             </w:r>
-            <w:proofErr w:type="spellEnd"/>
             <w:r>
               <w:rPr>
                 <w:sz w:val="16"/>
@@ -1662,7 +1955,6 @@
               </w:rPr>
               <w:t>} – г. ${</w:t>
             </w:r>
-            <w:proofErr w:type="spellStart"/>
             <w:r>
               <w:rPr>
                 <w:sz w:val="16"/>
@@ -1671,7 +1963,6 @@
               </w:rPr>
               <w:t>gorod</w:t>
             </w:r>
-            <w:proofErr w:type="spellEnd"/>
             <w:r>
               <w:rPr>
                 <w:sz w:val="16"/>
@@ -1679,7 +1970,6 @@
               </w:rPr>
               <w:t>_</w:t>
             </w:r>
-            <w:proofErr w:type="spellStart"/>
             <w:r>
               <w:rPr>
                 <w:sz w:val="16"/>
@@ -1688,7 +1978,6 @@
               </w:rPr>
               <w:t>vygruzki</w:t>
             </w:r>
-            <w:proofErr w:type="spellEnd"/>
             <w:r>
               <w:rPr>
                 <w:sz w:val="16"/>
@@ -1761,6 +2050,7 @@
         <w:tc>
           <w:tcPr>
             <w:tcW w:w="2126" w:type="dxa"/>
+            <w:gridSpan w:val="3"/>
             <w:tcBorders>
               <w:top w:val="single" w:sz="4" w:space="0" w:color="000000"/>
               <w:left w:val="single" w:sz="4" w:space="0" w:color="000000"/>
@@ -1775,6 +2065,7 @@
               <w:rPr>
                 <w:sz w:val="16"/>
                 <w:szCs w:val="16"/>
+                <w:lang w:val="en-US"/>
               </w:rPr>
             </w:pPr>
             <w:r>
@@ -1819,25 +2110,7 @@
                 <w:szCs w:val="16"/>
                 <w:lang w:val="en-US"/>
               </w:rPr>
-              <w:t>${</w:t>
-            </w:r>
-            <w:proofErr w:type="spellStart"/>
-            <w:r>
-              <w:rPr>
-                <w:sz w:val="16"/>
-                <w:szCs w:val="16"/>
-                <w:lang w:val="en-US"/>
-              </w:rPr>
-              <w:t>tip_pritsepa</w:t>
-            </w:r>
-            <w:proofErr w:type="spellEnd"/>
-            <w:r>
-              <w:rPr>
-                <w:sz w:val="16"/>
-                <w:szCs w:val="16"/>
-                <w:lang w:val="en-US"/>
-              </w:rPr>
-              <w:t>}</w:t>
+              <w:t>${tip_pritsepa}</w:t>
             </w:r>
           </w:p>
         </w:tc>
@@ -1891,6 +2164,7 @@
         <w:tc>
           <w:tcPr>
             <w:tcW w:w="2126" w:type="dxa"/>
+            <w:gridSpan w:val="3"/>
             <w:tcBorders>
               <w:top w:val="single" w:sz="4" w:space="0" w:color="000000"/>
               <w:left w:val="single" w:sz="4" w:space="0" w:color="000000"/>
@@ -1949,7 +2223,6 @@
               </w:rPr>
               <w:t>${</w:t>
             </w:r>
-            <w:proofErr w:type="spellStart"/>
             <w:r>
               <w:rPr>
                 <w:sz w:val="16"/>
@@ -1958,7 +2231,6 @@
               </w:rPr>
               <w:t>class_opasnosti</w:t>
             </w:r>
-            <w:proofErr w:type="spellEnd"/>
             <w:r>
               <w:rPr>
                 <w:sz w:val="16"/>
@@ -2016,48 +2288,28 @@
         <w:tc>
           <w:tcPr>
             <w:tcW w:w="2126" w:type="dxa"/>
-            <w:tcBorders>
-              <w:top w:val="single" w:sz="4" w:space="0" w:color="000000"/>
-              <w:left w:val="single" w:sz="4" w:space="0" w:color="000000"/>
-              <w:bottom w:val="single" w:sz="4" w:space="0" w:color="000000"/>
-              <w:right w:val="single" w:sz="4" w:space="0" w:color="000000"/>
-            </w:tcBorders>
-          </w:tcPr>
-          <w:p>
-            <w:pPr>
-              <w:pStyle w:val="a9"/>
-              <w:rPr>
-                <w:sz w:val="16"/>
-                <w:szCs w:val="16"/>
-              </w:rPr>
-            </w:pPr>
-            <w:r>
-              <w:rPr>
-                <w:sz w:val="16"/>
-                <w:szCs w:val="16"/>
-              </w:rPr>
-              <w:t>6</w:t>
-            </w:r>
-            <w:r>
-              <w:rPr>
-                <w:sz w:val="16"/>
-                <w:szCs w:val="16"/>
-              </w:rPr>
-              <w:t>.</w:t>
-            </w:r>
-            <w:r>
-              <w:rPr>
-                <w:sz w:val="16"/>
-                <w:szCs w:val="16"/>
-              </w:rPr>
-              <w:t>3</w:t>
-            </w:r>
-            <w:r>
-              <w:rPr>
-                <w:sz w:val="16"/>
-                <w:szCs w:val="16"/>
-              </w:rPr>
-              <w:t xml:space="preserve"> </w:t>
+            <w:gridSpan w:val="3"/>
+            <w:tcBorders>
+              <w:top w:val="single" w:sz="4" w:space="0" w:color="000000"/>
+              <w:left w:val="single" w:sz="4" w:space="0" w:color="000000"/>
+              <w:bottom w:val="single" w:sz="4" w:space="0" w:color="000000"/>
+              <w:right w:val="single" w:sz="4" w:space="0" w:color="000000"/>
+            </w:tcBorders>
+          </w:tcPr>
+          <w:p>
+            <w:pPr>
+              <w:pStyle w:val="a9"/>
+              <w:rPr>
+                <w:sz w:val="16"/>
+                <w:szCs w:val="16"/>
+              </w:rPr>
+            </w:pPr>
+            <w:r>
+              <w:rPr>
+                <w:sz w:val="16"/>
+                <w:szCs w:val="16"/>
+              </w:rPr>
+              <w:t xml:space="preserve">6.4 </w:t>
             </w:r>
             <w:r>
               <w:rPr>
@@ -2137,48 +2389,28 @@
         <w:tc>
           <w:tcPr>
             <w:tcW w:w="2126" w:type="dxa"/>
-            <w:tcBorders>
-              <w:top w:val="single" w:sz="4" w:space="0" w:color="000000"/>
-              <w:left w:val="single" w:sz="4" w:space="0" w:color="000000"/>
-              <w:bottom w:val="single" w:sz="4" w:space="0" w:color="000000"/>
-              <w:right w:val="single" w:sz="4" w:space="0" w:color="000000"/>
-            </w:tcBorders>
-          </w:tcPr>
-          <w:p>
-            <w:pPr>
-              <w:pStyle w:val="a9"/>
-              <w:rPr>
-                <w:sz w:val="16"/>
-                <w:szCs w:val="16"/>
-              </w:rPr>
-            </w:pPr>
-            <w:r>
-              <w:rPr>
-                <w:sz w:val="16"/>
-                <w:szCs w:val="16"/>
-              </w:rPr>
-              <w:t>6</w:t>
-            </w:r>
-            <w:r>
-              <w:rPr>
-                <w:sz w:val="16"/>
-                <w:szCs w:val="16"/>
-              </w:rPr>
-              <w:t>.</w:t>
-            </w:r>
-            <w:r>
-              <w:rPr>
-                <w:sz w:val="16"/>
-                <w:szCs w:val="16"/>
-              </w:rPr>
-              <w:t>4</w:t>
-            </w:r>
-            <w:r>
-              <w:rPr>
-                <w:sz w:val="16"/>
-                <w:szCs w:val="16"/>
-              </w:rPr>
-              <w:t>. Д</w:t>
+            <w:gridSpan w:val="3"/>
+            <w:tcBorders>
+              <w:top w:val="single" w:sz="4" w:space="0" w:color="000000"/>
+              <w:left w:val="single" w:sz="4" w:space="0" w:color="000000"/>
+              <w:bottom w:val="single" w:sz="4" w:space="0" w:color="000000"/>
+              <w:right w:val="single" w:sz="4" w:space="0" w:color="000000"/>
+            </w:tcBorders>
+          </w:tcPr>
+          <w:p>
+            <w:pPr>
+              <w:pStyle w:val="a9"/>
+              <w:rPr>
+                <w:sz w:val="16"/>
+                <w:szCs w:val="16"/>
+              </w:rPr>
+            </w:pPr>
+            <w:r>
+              <w:rPr>
+                <w:sz w:val="16"/>
+                <w:szCs w:val="16"/>
+              </w:rPr>
+              <w:t>6.5. Д</w:t>
             </w:r>
             <w:r>
               <w:rPr>
@@ -2226,7 +2458,23 @@
           <w:sz w:val="20"/>
           <w:szCs w:val="20"/>
         </w:rPr>
-        <w:t>ПОГРУЗКА И ТАМОЖЕННОЕ ОФОРМЛЕНИЕ</w:t>
+        <w:t xml:space="preserve">ПОГРУЗКА </w:t>
+      </w:r>
+      <w:r>
+        <w:rPr>
+          <w:b/>
+          <w:sz w:val="20"/>
+          <w:szCs w:val="20"/>
+        </w:rPr>
+        <w:t xml:space="preserve">/ </w:t>
+      </w:r>
+      <w:r>
+        <w:rPr>
+          <w:b/>
+          <w:sz w:val="20"/>
+          <w:szCs w:val="20"/>
+        </w:rPr>
+        <w:t>РАЗГРУЗКА</w:t>
       </w:r>
     </w:p>
     <w:tbl>
@@ -2238,8 +2486,12 @@
       </w:tblPr>
       <w:tblGrid>
         <w:gridCol w:w="421"/>
-        <w:gridCol w:w="3118"/>
-        <w:gridCol w:w="7088"/>
+        <w:gridCol w:w="1275"/>
+        <w:gridCol w:w="1458"/>
+        <w:gridCol w:w="2370"/>
+        <w:gridCol w:w="1458"/>
+        <w:gridCol w:w="1944"/>
+        <w:gridCol w:w="1701"/>
       </w:tblGrid>
       <w:tr>
         <w:tc>
@@ -2252,7 +2504,6 @@
               <w:right w:val="single" w:sz="4" w:space="0" w:color="000000"/>
             </w:tcBorders>
             <w:vAlign w:val="center"/>
-            <w:hideMark/>
           </w:tcPr>
           <w:p>
             <w:pPr>
@@ -2273,78 +2524,182 @@
         </w:tc>
         <w:tc>
           <w:tcPr>
-            <w:tcW w:w="3118" w:type="dxa"/>
-            <w:tcBorders>
-              <w:top w:val="single" w:sz="4" w:space="0" w:color="000000"/>
-              <w:left w:val="single" w:sz="4" w:space="0" w:color="000000"/>
-              <w:bottom w:val="single" w:sz="4" w:space="0" w:color="000000"/>
-              <w:right w:val="single" w:sz="4" w:space="0" w:color="000000"/>
-            </w:tcBorders>
-            <w:hideMark/>
-          </w:tcPr>
-          <w:p>
-            <w:pPr>
-              <w:pStyle w:val="a9"/>
-              <w:rPr>
-                <w:sz w:val="16"/>
-                <w:szCs w:val="16"/>
-              </w:rPr>
-            </w:pPr>
-            <w:r>
-              <w:rPr>
-                <w:sz w:val="16"/>
-                <w:szCs w:val="16"/>
-              </w:rPr>
-              <w:t>Грузоотправитель</w:t>
-            </w:r>
-          </w:p>
-        </w:tc>
-        <w:tc>
-          <w:tcPr>
-            <w:tcW w:w="7088" w:type="dxa"/>
-            <w:tcBorders>
-              <w:top w:val="single" w:sz="4" w:space="0" w:color="000000"/>
-              <w:left w:val="single" w:sz="4" w:space="0" w:color="000000"/>
-              <w:bottom w:val="single" w:sz="4" w:space="0" w:color="000000"/>
-              <w:right w:val="single" w:sz="4" w:space="0" w:color="000000"/>
-            </w:tcBorders>
-            <w:hideMark/>
-          </w:tcPr>
-          <w:p>
-            <w:pPr>
-              <w:pStyle w:val="a9"/>
+            <w:tcW w:w="1275" w:type="dxa"/>
+            <w:tcBorders>
+              <w:top w:val="single" w:sz="4" w:space="0" w:color="000000"/>
+              <w:left w:val="single" w:sz="4" w:space="0" w:color="000000"/>
+              <w:bottom w:val="single" w:sz="4" w:space="0" w:color="000000"/>
+              <w:right w:val="single" w:sz="4" w:space="0" w:color="000000"/>
+            </w:tcBorders>
+          </w:tcPr>
+          <w:p>
+            <w:pPr>
+              <w:pStyle w:val="a9"/>
+              <w:jc w:val="center"/>
               <w:rPr>
                 <w:bCs/>
                 <w:sz w:val="16"/>
                 <w:szCs w:val="16"/>
-                <w:lang w:val="en-US"/>
-              </w:rPr>
-            </w:pPr>
-            <w:r>
-              <w:rPr>
-                <w:sz w:val="16"/>
-                <w:szCs w:val="16"/>
-                <w:lang w:val="en-US"/>
-              </w:rPr>
-              <w:t>${</w:t>
-            </w:r>
-            <w:proofErr w:type="spellStart"/>
-            <w:r>
-              <w:rPr>
-                <w:sz w:val="16"/>
-                <w:szCs w:val="16"/>
-                <w:lang w:val="en-US"/>
-              </w:rPr>
-              <w:t>gruzootpavitel</w:t>
-            </w:r>
-            <w:proofErr w:type="spellEnd"/>
-            <w:r>
-              <w:rPr>
-                <w:sz w:val="16"/>
-                <w:szCs w:val="16"/>
-                <w:lang w:val="en-US"/>
-              </w:rPr>
-              <w:t>}</w:t>
+              </w:rPr>
+            </w:pPr>
+            <w:r>
+              <w:rPr>
+                <w:bCs/>
+                <w:sz w:val="16"/>
+                <w:szCs w:val="16"/>
+              </w:rPr>
+              <w:t>Тип</w:t>
+            </w:r>
+          </w:p>
+        </w:tc>
+        <w:tc>
+          <w:tcPr>
+            <w:tcW w:w="1458" w:type="dxa"/>
+            <w:tcBorders>
+              <w:top w:val="single" w:sz="4" w:space="0" w:color="000000"/>
+              <w:left w:val="single" w:sz="4" w:space="0" w:color="000000"/>
+              <w:bottom w:val="single" w:sz="4" w:space="0" w:color="000000"/>
+              <w:right w:val="single" w:sz="4" w:space="0" w:color="000000"/>
+            </w:tcBorders>
+          </w:tcPr>
+          <w:p>
+            <w:pPr>
+              <w:pStyle w:val="a9"/>
+              <w:jc w:val="center"/>
+              <w:rPr>
+                <w:bCs/>
+                <w:sz w:val="16"/>
+                <w:szCs w:val="16"/>
+              </w:rPr>
+            </w:pPr>
+            <w:r>
+              <w:rPr>
+                <w:bCs/>
+                <w:sz w:val="16"/>
+                <w:szCs w:val="16"/>
+              </w:rPr>
+              <w:t>Город</w:t>
+            </w:r>
+          </w:p>
+        </w:tc>
+        <w:tc>
+          <w:tcPr>
+            <w:tcW w:w="2370" w:type="dxa"/>
+            <w:tcBorders>
+              <w:top w:val="single" w:sz="4" w:space="0" w:color="000000"/>
+              <w:left w:val="single" w:sz="4" w:space="0" w:color="000000"/>
+              <w:bottom w:val="single" w:sz="4" w:space="0" w:color="000000"/>
+              <w:right w:val="single" w:sz="4" w:space="0" w:color="000000"/>
+            </w:tcBorders>
+          </w:tcPr>
+          <w:p>
+            <w:pPr>
+              <w:pStyle w:val="a9"/>
+              <w:jc w:val="center"/>
+              <w:rPr>
+                <w:bCs/>
+                <w:sz w:val="16"/>
+                <w:szCs w:val="16"/>
+              </w:rPr>
+            </w:pPr>
+            <w:r>
+              <w:rPr>
+                <w:bCs/>
+                <w:sz w:val="16"/>
+                <w:szCs w:val="16"/>
+              </w:rPr>
+              <w:t>Адрес</w:t>
+            </w:r>
+          </w:p>
+        </w:tc>
+        <w:tc>
+          <w:tcPr>
+            <w:tcW w:w="1458" w:type="dxa"/>
+            <w:tcBorders>
+              <w:top w:val="single" w:sz="4" w:space="0" w:color="000000"/>
+              <w:left w:val="single" w:sz="4" w:space="0" w:color="000000"/>
+              <w:bottom w:val="single" w:sz="4" w:space="0" w:color="000000"/>
+              <w:right w:val="single" w:sz="4" w:space="0" w:color="000000"/>
+            </w:tcBorders>
+          </w:tcPr>
+          <w:p>
+            <w:pPr>
+              <w:pStyle w:val="a9"/>
+              <w:jc w:val="center"/>
+              <w:rPr>
+                <w:bCs/>
+                <w:sz w:val="16"/>
+                <w:szCs w:val="16"/>
+              </w:rPr>
+            </w:pPr>
+            <w:r>
+              <w:rPr>
+                <w:bCs/>
+                <w:sz w:val="16"/>
+                <w:szCs w:val="16"/>
+              </w:rPr>
+              <w:t>Отправитель/получатель</w:t>
+            </w:r>
+          </w:p>
+        </w:tc>
+        <w:tc>
+          <w:tcPr>
+            <w:tcW w:w="1944" w:type="dxa"/>
+            <w:tcBorders>
+              <w:top w:val="single" w:sz="4" w:space="0" w:color="000000"/>
+              <w:left w:val="single" w:sz="4" w:space="0" w:color="000000"/>
+              <w:bottom w:val="single" w:sz="4" w:space="0" w:color="000000"/>
+              <w:right w:val="single" w:sz="4" w:space="0" w:color="000000"/>
+            </w:tcBorders>
+          </w:tcPr>
+          <w:p>
+            <w:pPr>
+              <w:pStyle w:val="a9"/>
+              <w:jc w:val="center"/>
+              <w:rPr>
+                <w:bCs/>
+                <w:sz w:val="16"/>
+                <w:szCs w:val="16"/>
+              </w:rPr>
+            </w:pPr>
+            <w:r>
+              <w:rPr>
+                <w:bCs/>
+                <w:sz w:val="16"/>
+                <w:szCs w:val="16"/>
+              </w:rPr>
+              <w:t>Контакт</w:t>
+            </w:r>
+          </w:p>
+        </w:tc>
+        <w:tc>
+          <w:tcPr>
+            <w:tcW w:w="1701" w:type="dxa"/>
+            <w:tcBorders>
+              <w:top w:val="single" w:sz="4" w:space="0" w:color="000000"/>
+              <w:left w:val="single" w:sz="4" w:space="0" w:color="000000"/>
+              <w:bottom w:val="single" w:sz="4" w:space="0" w:color="000000"/>
+              <w:right w:val="single" w:sz="4" w:space="0" w:color="000000"/>
+            </w:tcBorders>
+          </w:tcPr>
+          <w:p>
+            <w:pPr>
+              <w:pStyle w:val="a9"/>
+              <w:ind w:hanging="23"/>
+              <w:jc w:val="center"/>
+              <w:rPr>
+                <w:bCs/>
+                <w:sz w:val="16"/>
+                <w:szCs w:val="16"/>
+              </w:rPr>
+            </w:pPr>
+            <w:r>
+              <w:rPr>
+                <w:bCs/>
+                <w:sz w:val="16"/>
+                <w:szCs w:val="16"/>
+              </w:rPr>
+              <w:t>Дата / время</w:t>
             </w:r>
           </w:p>
         </w:tc>
@@ -2360,429 +2715,206 @@
               <w:right w:val="single" w:sz="4" w:space="0" w:color="000000"/>
             </w:tcBorders>
             <w:vAlign w:val="center"/>
-            <w:hideMark/>
-          </w:tcPr>
-          <w:p>
-            <w:pPr>
-              <w:pStyle w:val="a9"/>
-              <w:rPr>
-                <w:sz w:val="16"/>
-                <w:szCs w:val="16"/>
-              </w:rPr>
-            </w:pPr>
-            <w:r>
-              <w:rPr>
-                <w:sz w:val="16"/>
-                <w:szCs w:val="16"/>
-              </w:rPr>
-              <w:t>8</w:t>
-            </w:r>
-          </w:p>
-        </w:tc>
-        <w:tc>
-          <w:tcPr>
-            <w:tcW w:w="3118" w:type="dxa"/>
-            <w:tcBorders>
-              <w:top w:val="single" w:sz="4" w:space="0" w:color="000000"/>
-              <w:left w:val="single" w:sz="4" w:space="0" w:color="000000"/>
-              <w:bottom w:val="single" w:sz="4" w:space="0" w:color="000000"/>
-              <w:right w:val="single" w:sz="4" w:space="0" w:color="000000"/>
-            </w:tcBorders>
-            <w:hideMark/>
-          </w:tcPr>
-          <w:p>
-            <w:pPr>
-              <w:pStyle w:val="a9"/>
-              <w:rPr>
-                <w:sz w:val="16"/>
-                <w:szCs w:val="16"/>
-              </w:rPr>
-            </w:pPr>
-            <w:r>
-              <w:rPr>
-                <w:sz w:val="16"/>
-                <w:szCs w:val="16"/>
-              </w:rPr>
-              <w:t>Адрес места погрузки</w:t>
-            </w:r>
-          </w:p>
-        </w:tc>
-        <w:tc>
-          <w:tcPr>
-            <w:tcW w:w="7088" w:type="dxa"/>
-            <w:tcBorders>
-              <w:top w:val="single" w:sz="4" w:space="0" w:color="000000"/>
-              <w:left w:val="single" w:sz="4" w:space="0" w:color="000000"/>
-              <w:bottom w:val="single" w:sz="4" w:space="0" w:color="000000"/>
-              <w:right w:val="single" w:sz="4" w:space="0" w:color="000000"/>
-            </w:tcBorders>
-            <w:hideMark/>
-          </w:tcPr>
-          <w:p>
-            <w:pPr>
-              <w:pStyle w:val="a9"/>
-              <w:rPr>
-                <w:sz w:val="16"/>
-                <w:szCs w:val="16"/>
-              </w:rPr>
-            </w:pPr>
-            <w:r>
-              <w:rPr>
-                <w:sz w:val="16"/>
-                <w:szCs w:val="16"/>
-                <w:lang w:val="en-US"/>
-              </w:rPr>
-              <w:t>${</w:t>
-            </w:r>
-            <w:proofErr w:type="spellStart"/>
-            <w:r>
-              <w:rPr>
-                <w:sz w:val="16"/>
-                <w:szCs w:val="16"/>
-                <w:lang w:val="en-US"/>
-              </w:rPr>
-              <w:t>address_zagruzki</w:t>
-            </w:r>
-            <w:proofErr w:type="spellEnd"/>
-            <w:r>
-              <w:rPr>
-                <w:sz w:val="16"/>
-                <w:szCs w:val="16"/>
-                <w:lang w:val="en-US"/>
-              </w:rPr>
-              <w:t>}</w:t>
-            </w:r>
-          </w:p>
-        </w:tc>
-      </w:tr>
-      <w:tr>
-        <w:tc>
-          <w:tcPr>
-            <w:tcW w:w="421" w:type="dxa"/>
-            <w:tcBorders>
-              <w:top w:val="single" w:sz="4" w:space="0" w:color="000000"/>
-              <w:left w:val="single" w:sz="4" w:space="0" w:color="000000"/>
-              <w:bottom w:val="single" w:sz="4" w:space="0" w:color="000000"/>
-              <w:right w:val="single" w:sz="4" w:space="0" w:color="000000"/>
-            </w:tcBorders>
-            <w:vAlign w:val="center"/>
-            <w:hideMark/>
-          </w:tcPr>
-          <w:p>
-            <w:pPr>
-              <w:pStyle w:val="a9"/>
-              <w:rPr>
-                <w:sz w:val="16"/>
-                <w:szCs w:val="16"/>
-              </w:rPr>
-            </w:pPr>
-            <w:r>
-              <w:rPr>
-                <w:sz w:val="16"/>
-                <w:szCs w:val="16"/>
-              </w:rPr>
-              <w:t>9</w:t>
-            </w:r>
-          </w:p>
-        </w:tc>
-        <w:tc>
-          <w:tcPr>
-            <w:tcW w:w="3118" w:type="dxa"/>
-            <w:tcBorders>
-              <w:top w:val="single" w:sz="4" w:space="0" w:color="000000"/>
-              <w:left w:val="single" w:sz="4" w:space="0" w:color="000000"/>
-              <w:bottom w:val="single" w:sz="4" w:space="0" w:color="000000"/>
-              <w:right w:val="single" w:sz="4" w:space="0" w:color="000000"/>
-            </w:tcBorders>
-            <w:hideMark/>
-          </w:tcPr>
-          <w:p>
-            <w:pPr>
-              <w:pStyle w:val="a9"/>
-              <w:rPr>
-                <w:sz w:val="16"/>
-                <w:szCs w:val="16"/>
-              </w:rPr>
-            </w:pPr>
-            <w:r>
-              <w:rPr>
-                <w:sz w:val="16"/>
-                <w:szCs w:val="16"/>
-              </w:rPr>
-              <w:t>Дата погрузки</w:t>
-            </w:r>
-          </w:p>
-        </w:tc>
-        <w:tc>
-          <w:tcPr>
-            <w:tcW w:w="7088" w:type="dxa"/>
-            <w:tcBorders>
-              <w:top w:val="single" w:sz="4" w:space="0" w:color="000000"/>
-              <w:left w:val="single" w:sz="4" w:space="0" w:color="000000"/>
-              <w:bottom w:val="single" w:sz="4" w:space="0" w:color="000000"/>
-              <w:right w:val="single" w:sz="4" w:space="0" w:color="000000"/>
-            </w:tcBorders>
-            <w:hideMark/>
-          </w:tcPr>
-          <w:p>
-            <w:pPr>
-              <w:pStyle w:val="a9"/>
-              <w:rPr>
-                <w:sz w:val="16"/>
-                <w:szCs w:val="16"/>
-              </w:rPr>
-            </w:pPr>
-            <w:r>
-              <w:rPr>
-                <w:sz w:val="16"/>
-                <w:szCs w:val="16"/>
-                <w:lang w:val="en-US"/>
-              </w:rPr>
-              <w:t>${</w:t>
-            </w:r>
-            <w:proofErr w:type="spellStart"/>
-            <w:r>
-              <w:rPr>
-                <w:sz w:val="16"/>
-                <w:szCs w:val="16"/>
-                <w:lang w:val="en-US"/>
-              </w:rPr>
-              <w:t>data_zagruzki</w:t>
-            </w:r>
-            <w:proofErr w:type="spellEnd"/>
-            <w:r>
-              <w:rPr>
-                <w:sz w:val="16"/>
-                <w:szCs w:val="16"/>
-                <w:lang w:val="en-US"/>
-              </w:rPr>
-              <w:t>}, ${</w:t>
-            </w:r>
-            <w:proofErr w:type="spellStart"/>
-            <w:r>
-              <w:rPr>
-                <w:sz w:val="16"/>
-                <w:szCs w:val="16"/>
-                <w:lang w:val="en-US"/>
-              </w:rPr>
-              <w:t>vremya_zagruzki</w:t>
-            </w:r>
-            <w:proofErr w:type="spellEnd"/>
-            <w:r>
-              <w:rPr>
-                <w:sz w:val="16"/>
-                <w:szCs w:val="16"/>
-                <w:lang w:val="en-US"/>
-              </w:rPr>
-              <w:t>}</w:t>
-            </w:r>
-          </w:p>
-        </w:tc>
-      </w:tr>
-      <w:tr>
-        <w:tc>
-          <w:tcPr>
-            <w:tcW w:w="421" w:type="dxa"/>
-            <w:tcBorders>
-              <w:top w:val="single" w:sz="4" w:space="0" w:color="000000"/>
-              <w:left w:val="single" w:sz="4" w:space="0" w:color="000000"/>
-              <w:bottom w:val="single" w:sz="4" w:space="0" w:color="000000"/>
-              <w:right w:val="single" w:sz="4" w:space="0" w:color="000000"/>
-            </w:tcBorders>
-            <w:vAlign w:val="center"/>
-            <w:hideMark/>
-          </w:tcPr>
-          <w:p>
-            <w:pPr>
-              <w:pStyle w:val="a9"/>
-              <w:rPr>
-                <w:sz w:val="16"/>
-                <w:szCs w:val="16"/>
-              </w:rPr>
-            </w:pPr>
-            <w:r>
-              <w:rPr>
-                <w:sz w:val="16"/>
-                <w:szCs w:val="16"/>
-              </w:rPr>
-              <w:t>10</w:t>
-            </w:r>
-          </w:p>
-        </w:tc>
-        <w:tc>
-          <w:tcPr>
-            <w:tcW w:w="3118" w:type="dxa"/>
-            <w:tcBorders>
-              <w:top w:val="single" w:sz="4" w:space="0" w:color="000000"/>
-              <w:left w:val="single" w:sz="4" w:space="0" w:color="000000"/>
-              <w:bottom w:val="single" w:sz="4" w:space="0" w:color="000000"/>
-              <w:right w:val="single" w:sz="4" w:space="0" w:color="000000"/>
-            </w:tcBorders>
-            <w:hideMark/>
-          </w:tcPr>
-          <w:p>
-            <w:pPr>
-              <w:pStyle w:val="a9"/>
-              <w:rPr>
-                <w:sz w:val="16"/>
-                <w:szCs w:val="16"/>
-              </w:rPr>
-            </w:pPr>
-            <w:r>
-              <w:rPr>
-                <w:sz w:val="16"/>
-                <w:szCs w:val="16"/>
-              </w:rPr>
-              <w:t xml:space="preserve">Ответственный за погрузку </w:t>
-            </w:r>
-          </w:p>
-        </w:tc>
-        <w:tc>
-          <w:tcPr>
-            <w:tcW w:w="7088" w:type="dxa"/>
-            <w:tcBorders>
-              <w:top w:val="single" w:sz="4" w:space="0" w:color="000000"/>
-              <w:left w:val="single" w:sz="4" w:space="0" w:color="000000"/>
-              <w:bottom w:val="single" w:sz="4" w:space="0" w:color="000000"/>
-              <w:right w:val="single" w:sz="4" w:space="0" w:color="000000"/>
-            </w:tcBorders>
-            <w:hideMark/>
-          </w:tcPr>
-          <w:p>
-            <w:pPr>
-              <w:pStyle w:val="a9"/>
-              <w:rPr>
-                <w:sz w:val="16"/>
-                <w:szCs w:val="16"/>
-              </w:rPr>
-            </w:pPr>
-            <w:r>
-              <w:rPr>
-                <w:sz w:val="16"/>
-                <w:szCs w:val="16"/>
-                <w:lang w:val="en-US"/>
-              </w:rPr>
-              <w:t>${</w:t>
-            </w:r>
-            <w:proofErr w:type="spellStart"/>
-            <w:r>
-              <w:rPr>
-                <w:sz w:val="16"/>
-                <w:szCs w:val="16"/>
-                <w:lang w:val="en-US"/>
-              </w:rPr>
-              <w:t>kontakt_na_zagruzke</w:t>
-            </w:r>
-            <w:proofErr w:type="spellEnd"/>
-            <w:r>
-              <w:rPr>
-                <w:sz w:val="16"/>
-                <w:szCs w:val="16"/>
-                <w:lang w:val="en-US"/>
-              </w:rPr>
-              <w:t>}</w:t>
-            </w:r>
-          </w:p>
-        </w:tc>
-      </w:tr>
-      <w:tr>
-        <w:tc>
-          <w:tcPr>
-            <w:tcW w:w="421" w:type="dxa"/>
-            <w:tcBorders>
-              <w:top w:val="single" w:sz="4" w:space="0" w:color="000000"/>
-              <w:left w:val="single" w:sz="4" w:space="0" w:color="000000"/>
-              <w:bottom w:val="single" w:sz="4" w:space="0" w:color="000000"/>
-              <w:right w:val="single" w:sz="4" w:space="0" w:color="000000"/>
-            </w:tcBorders>
-            <w:vAlign w:val="center"/>
-          </w:tcPr>
-          <w:p>
-            <w:pPr>
-              <w:pStyle w:val="a9"/>
-              <w:rPr>
-                <w:sz w:val="16"/>
-                <w:szCs w:val="16"/>
-              </w:rPr>
-            </w:pPr>
-            <w:r>
-              <w:rPr>
-                <w:sz w:val="16"/>
-                <w:szCs w:val="16"/>
-              </w:rPr>
-              <w:t>11</w:t>
-            </w:r>
-          </w:p>
-        </w:tc>
-        <w:tc>
-          <w:tcPr>
-            <w:tcW w:w="3118" w:type="dxa"/>
-            <w:tcBorders>
-              <w:top w:val="single" w:sz="4" w:space="0" w:color="000000"/>
-              <w:left w:val="single" w:sz="4" w:space="0" w:color="000000"/>
-              <w:bottom w:val="single" w:sz="4" w:space="0" w:color="000000"/>
-              <w:right w:val="single" w:sz="4" w:space="0" w:color="000000"/>
-            </w:tcBorders>
-          </w:tcPr>
-          <w:p>
-            <w:pPr>
-              <w:pStyle w:val="a9"/>
-              <w:rPr>
-                <w:sz w:val="16"/>
-                <w:szCs w:val="16"/>
-              </w:rPr>
-            </w:pPr>
-            <w:r>
-              <w:rPr>
-                <w:sz w:val="16"/>
-                <w:szCs w:val="16"/>
-              </w:rPr>
-              <w:t>Особые условия для погрузки</w:t>
-            </w:r>
-          </w:p>
-        </w:tc>
-        <w:tc>
-          <w:tcPr>
-            <w:tcW w:w="7088" w:type="dxa"/>
-            <w:tcBorders>
-              <w:top w:val="single" w:sz="4" w:space="0" w:color="000000"/>
-              <w:left w:val="single" w:sz="4" w:space="0" w:color="000000"/>
-              <w:bottom w:val="single" w:sz="4" w:space="0" w:color="000000"/>
-              <w:right w:val="single" w:sz="4" w:space="0" w:color="000000"/>
-            </w:tcBorders>
-          </w:tcPr>
-          <w:p>
-            <w:pPr>
-              <w:pStyle w:val="a9"/>
-              <w:rPr>
-                <w:sz w:val="16"/>
-                <w:szCs w:val="16"/>
-                <w:lang w:val="en-US"/>
-              </w:rPr>
-            </w:pPr>
-            <w:r>
-              <w:rPr>
-                <w:sz w:val="16"/>
-                <w:szCs w:val="16"/>
-              </w:rPr>
-              <w:t>${</w:t>
-            </w:r>
-            <w:proofErr w:type="spellStart"/>
-            <w:r>
-              <w:rPr>
-                <w:sz w:val="16"/>
-                <w:szCs w:val="16"/>
-                <w:lang w:val="en-US"/>
-              </w:rPr>
-              <w:t>osobye_uslovia_pogruzki</w:t>
-            </w:r>
-            <w:proofErr w:type="spellEnd"/>
-            <w:r>
-              <w:rPr>
-                <w:sz w:val="16"/>
-                <w:szCs w:val="16"/>
-              </w:rPr>
-              <w:t>}</w:t>
+          </w:tcPr>
+          <w:p>
+            <w:pPr>
+              <w:pStyle w:val="a9"/>
+              <w:jc w:val="center"/>
+              <w:rPr>
+                <w:sz w:val="14"/>
+                <w:szCs w:val="14"/>
+              </w:rPr>
+            </w:pPr>
+            <w:r>
+              <w:rPr>
+                <w:sz w:val="14"/>
+                <w:szCs w:val="14"/>
+              </w:rPr>
+              <w:t>${route_point_row_index}</w:t>
+            </w:r>
+          </w:p>
+        </w:tc>
+        <w:tc>
+          <w:tcPr>
+            <w:tcW w:w="1275" w:type="dxa"/>
+            <w:tcBorders>
+              <w:top w:val="single" w:sz="4" w:space="0" w:color="000000"/>
+              <w:left w:val="single" w:sz="4" w:space="0" w:color="000000"/>
+              <w:bottom w:val="single" w:sz="4" w:space="0" w:color="000000"/>
+              <w:right w:val="single" w:sz="4" w:space="0" w:color="000000"/>
+            </w:tcBorders>
+          </w:tcPr>
+          <w:p>
+            <w:pPr>
+              <w:pStyle w:val="a9"/>
+              <w:rPr>
+                <w:bCs/>
+                <w:sz w:val="16"/>
+                <w:szCs w:val="16"/>
+                <w:lang w:val="fr-FR"/>
+              </w:rPr>
+            </w:pPr>
+            <w:r>
+              <w:rPr>
+                <w:bCs/>
+                <w:sz w:val="16"/>
+                <w:szCs w:val="16"/>
+                <w:lang w:val="fr-FR"/>
+              </w:rPr>
+              <w:t>${route_point_row_type_label}</w:t>
+            </w:r>
+          </w:p>
+        </w:tc>
+        <w:tc>
+          <w:tcPr>
+            <w:tcW w:w="1458" w:type="dxa"/>
+            <w:tcBorders>
+              <w:top w:val="single" w:sz="4" w:space="0" w:color="000000"/>
+              <w:left w:val="single" w:sz="4" w:space="0" w:color="000000"/>
+              <w:bottom w:val="single" w:sz="4" w:space="0" w:color="000000"/>
+              <w:right w:val="single" w:sz="4" w:space="0" w:color="000000"/>
+            </w:tcBorders>
+          </w:tcPr>
+          <w:p>
+            <w:pPr>
+              <w:pStyle w:val="a9"/>
+              <w:rPr>
+                <w:bCs/>
+                <w:sz w:val="16"/>
+                <w:szCs w:val="16"/>
+                <w:lang w:val="fr-FR"/>
+              </w:rPr>
+            </w:pPr>
+            <w:r>
+              <w:rPr>
+                <w:bCs/>
+                <w:sz w:val="16"/>
+                <w:szCs w:val="16"/>
+              </w:rPr>
+              <w:t>${route_point_row_city}</w:t>
+            </w:r>
+          </w:p>
+        </w:tc>
+        <w:tc>
+          <w:tcPr>
+            <w:tcW w:w="2370" w:type="dxa"/>
+            <w:tcBorders>
+              <w:top w:val="single" w:sz="4" w:space="0" w:color="000000"/>
+              <w:left w:val="single" w:sz="4" w:space="0" w:color="000000"/>
+              <w:bottom w:val="single" w:sz="4" w:space="0" w:color="000000"/>
+              <w:right w:val="single" w:sz="4" w:space="0" w:color="000000"/>
+            </w:tcBorders>
+          </w:tcPr>
+          <w:p>
+            <w:pPr>
+              <w:pStyle w:val="a9"/>
+              <w:rPr>
+                <w:bCs/>
+                <w:sz w:val="16"/>
+                <w:szCs w:val="16"/>
+                <w:lang w:val="fr-FR"/>
+              </w:rPr>
+            </w:pPr>
+            <w:r>
+              <w:rPr>
+                <w:bCs/>
+                <w:sz w:val="16"/>
+                <w:szCs w:val="16"/>
+              </w:rPr>
+              <w:t>${route_point_row_address}</w:t>
+            </w:r>
+          </w:p>
+        </w:tc>
+        <w:tc>
+          <w:tcPr>
+            <w:tcW w:w="1458" w:type="dxa"/>
+            <w:tcBorders>
+              <w:top w:val="single" w:sz="4" w:space="0" w:color="000000"/>
+              <w:left w:val="single" w:sz="4" w:space="0" w:color="000000"/>
+              <w:bottom w:val="single" w:sz="4" w:space="0" w:color="000000"/>
+              <w:right w:val="single" w:sz="4" w:space="0" w:color="000000"/>
+            </w:tcBorders>
+          </w:tcPr>
+          <w:p>
+            <w:pPr>
+              <w:pStyle w:val="a9"/>
+              <w:rPr>
+                <w:bCs/>
+                <w:sz w:val="16"/>
+                <w:szCs w:val="16"/>
+                <w:lang w:val="en-US"/>
+              </w:rPr>
+            </w:pPr>
+            <w:r>
+              <w:rPr>
+                <w:bCs/>
+                <w:sz w:val="16"/>
+                <w:szCs w:val="16"/>
+                <w:lang w:val="en-US"/>
+              </w:rPr>
+              <w:t>${route_point_row_party_name}</w:t>
+            </w:r>
+          </w:p>
+        </w:tc>
+        <w:tc>
+          <w:tcPr>
+            <w:tcW w:w="1944" w:type="dxa"/>
+            <w:tcBorders>
+              <w:top w:val="single" w:sz="4" w:space="0" w:color="000000"/>
+              <w:left w:val="single" w:sz="4" w:space="0" w:color="000000"/>
+              <w:bottom w:val="single" w:sz="4" w:space="0" w:color="000000"/>
+              <w:right w:val="single" w:sz="4" w:space="0" w:color="000000"/>
+            </w:tcBorders>
+          </w:tcPr>
+          <w:p>
+            <w:pPr>
+              <w:pStyle w:val="a9"/>
+              <w:rPr>
+                <w:bCs/>
+                <w:sz w:val="16"/>
+                <w:szCs w:val="16"/>
+                <w:lang w:val="en-US"/>
+              </w:rPr>
+            </w:pPr>
+            <w:r>
+              <w:rPr>
+                <w:bCs/>
+                <w:sz w:val="16"/>
+                <w:szCs w:val="16"/>
+              </w:rPr>
+              <w:t>${route_point_row_contact_phone}</w:t>
+            </w:r>
+          </w:p>
+        </w:tc>
+        <w:tc>
+          <w:tcPr>
+            <w:tcW w:w="1701" w:type="dxa"/>
+            <w:tcBorders>
+              <w:top w:val="single" w:sz="4" w:space="0" w:color="000000"/>
+              <w:left w:val="single" w:sz="4" w:space="0" w:color="000000"/>
+              <w:bottom w:val="single" w:sz="4" w:space="0" w:color="000000"/>
+              <w:right w:val="single" w:sz="4" w:space="0" w:color="000000"/>
+            </w:tcBorders>
+          </w:tcPr>
+          <w:p>
+            <w:pPr>
+              <w:pStyle w:val="a9"/>
+              <w:ind w:hanging="23"/>
+              <w:rPr>
+                <w:bCs/>
+                <w:sz w:val="16"/>
+                <w:szCs w:val="16"/>
+                <w:lang w:val="en-US"/>
+              </w:rPr>
+            </w:pPr>
+            <w:r>
+              <w:rPr>
+                <w:bCs/>
+                <w:sz w:val="16"/>
+                <w:szCs w:val="16"/>
+                <w:lang w:val="en-US"/>
+              </w:rPr>
+              <w:t>${route_point_row_planned_date}, ${route_point_row_time_range}</w:t>
             </w:r>
           </w:p>
         </w:tc>
@@ -2803,7 +2935,7 @@
           <w:sz w:val="20"/>
           <w:szCs w:val="20"/>
         </w:rPr>
-        <w:t>РАЗГРУЗКА И ТАМОЖЕННОЕ ОФОРМЛЕНИЕ</w:t>
+        <w:t>ОСОБЫЕ УСЛОВИЯ</w:t>
       </w:r>
     </w:p>
     <w:tbl>
@@ -2844,14 +2976,7 @@
                 <w:sz w:val="16"/>
                 <w:szCs w:val="16"/>
               </w:rPr>
-              <w:t>1</w:t>
-            </w:r>
-            <w:r>
-              <w:rPr>
-                <w:sz w:val="16"/>
-                <w:szCs w:val="16"/>
-              </w:rPr>
-              <w:t>2</w:t>
+              <w:t>8</w:t>
             </w:r>
           </w:p>
         </w:tc>
@@ -2879,7 +3004,14 @@
                 <w:sz w:val="16"/>
                 <w:szCs w:val="16"/>
               </w:rPr>
-              <w:t>Грузополучатель</w:t>
+              <w:t xml:space="preserve">Особые условия </w:t>
+            </w:r>
+            <w:r>
+              <w:rPr>
+                <w:sz w:val="16"/>
+                <w:szCs w:val="16"/>
+              </w:rPr>
+              <w:t>погрузки / выгрузки</w:t>
             </w:r>
           </w:p>
         </w:tc>
@@ -2907,331 +3039,9 @@
               <w:rPr>
                 <w:sz w:val="16"/>
                 <w:szCs w:val="16"/>
-                <w:lang w:val="en-US"/>
               </w:rPr>
               <w:t>${</w:t>
             </w:r>
-            <w:proofErr w:type="spellStart"/>
-            <w:r>
-              <w:rPr>
-                <w:sz w:val="16"/>
-                <w:szCs w:val="16"/>
-                <w:lang w:val="en-US"/>
-              </w:rPr>
-              <w:t>gruzopoluchatel</w:t>
-            </w:r>
-            <w:proofErr w:type="spellEnd"/>
-            <w:r>
-              <w:rPr>
-                <w:sz w:val="16"/>
-                <w:szCs w:val="16"/>
-                <w:lang w:val="en-US"/>
-              </w:rPr>
-              <w:t>}</w:t>
-            </w:r>
-          </w:p>
-        </w:tc>
-      </w:tr>
-      <w:tr>
-        <w:tc>
-          <w:tcPr>
-            <w:tcW w:w="418" w:type="dxa"/>
-            <w:tcBorders>
-              <w:top w:val="single" w:sz="4" w:space="0" w:color="000000"/>
-              <w:left w:val="single" w:sz="4" w:space="0" w:color="000000"/>
-              <w:bottom w:val="single" w:sz="4" w:space="0" w:color="000000"/>
-              <w:right w:val="single" w:sz="4" w:space="0" w:color="000000"/>
-            </w:tcBorders>
-            <w:vAlign w:val="center"/>
-            <w:hideMark/>
-          </w:tcPr>
-          <w:p>
-            <w:pPr>
-              <w:pStyle w:val="a9"/>
-              <w:rPr>
-                <w:sz w:val="16"/>
-                <w:szCs w:val="16"/>
-              </w:rPr>
-            </w:pPr>
-            <w:r>
-              <w:rPr>
-                <w:sz w:val="16"/>
-                <w:szCs w:val="16"/>
-              </w:rPr>
-              <w:t>13</w:t>
-            </w:r>
-          </w:p>
-        </w:tc>
-        <w:tc>
-          <w:tcPr>
-            <w:tcW w:w="3121" w:type="dxa"/>
-            <w:tcBorders>
-              <w:top w:val="single" w:sz="4" w:space="0" w:color="000000"/>
-              <w:left w:val="single" w:sz="4" w:space="0" w:color="000000"/>
-              <w:bottom w:val="single" w:sz="4" w:space="0" w:color="000000"/>
-              <w:right w:val="single" w:sz="4" w:space="0" w:color="000000"/>
-            </w:tcBorders>
-            <w:hideMark/>
-          </w:tcPr>
-          <w:p>
-            <w:pPr>
-              <w:pStyle w:val="a9"/>
-              <w:rPr>
-                <w:sz w:val="16"/>
-                <w:szCs w:val="16"/>
-              </w:rPr>
-            </w:pPr>
-            <w:r>
-              <w:rPr>
-                <w:sz w:val="16"/>
-                <w:szCs w:val="16"/>
-              </w:rPr>
-              <w:t xml:space="preserve">Ответственный за разгрузку </w:t>
-            </w:r>
-          </w:p>
-        </w:tc>
-        <w:tc>
-          <w:tcPr>
-            <w:tcW w:w="7088" w:type="dxa"/>
-            <w:tcBorders>
-              <w:top w:val="single" w:sz="4" w:space="0" w:color="000000"/>
-              <w:left w:val="single" w:sz="4" w:space="0" w:color="000000"/>
-              <w:bottom w:val="single" w:sz="4" w:space="0" w:color="000000"/>
-              <w:right w:val="single" w:sz="4" w:space="0" w:color="000000"/>
-            </w:tcBorders>
-            <w:hideMark/>
-          </w:tcPr>
-          <w:p>
-            <w:pPr>
-              <w:pStyle w:val="a9"/>
-              <w:rPr>
-                <w:bCs/>
-                <w:sz w:val="16"/>
-                <w:szCs w:val="16"/>
-              </w:rPr>
-            </w:pPr>
-            <w:r>
-              <w:rPr>
-                <w:sz w:val="16"/>
-                <w:szCs w:val="16"/>
-                <w:lang w:val="en-US"/>
-              </w:rPr>
-              <w:t>${</w:t>
-            </w:r>
-            <w:proofErr w:type="spellStart"/>
-            <w:r>
-              <w:rPr>
-                <w:sz w:val="16"/>
-                <w:szCs w:val="16"/>
-                <w:lang w:val="en-US"/>
-              </w:rPr>
-              <w:t>kontakt_na_vygruzke</w:t>
-            </w:r>
-            <w:proofErr w:type="spellEnd"/>
-            <w:r>
-              <w:rPr>
-                <w:sz w:val="16"/>
-                <w:szCs w:val="16"/>
-                <w:lang w:val="en-US"/>
-              </w:rPr>
-              <w:t>}</w:t>
-            </w:r>
-          </w:p>
-        </w:tc>
-      </w:tr>
-      <w:tr>
-        <w:tc>
-          <w:tcPr>
-            <w:tcW w:w="418" w:type="dxa"/>
-            <w:tcBorders>
-              <w:top w:val="single" w:sz="4" w:space="0" w:color="000000"/>
-              <w:left w:val="single" w:sz="4" w:space="0" w:color="000000"/>
-              <w:bottom w:val="single" w:sz="4" w:space="0" w:color="000000"/>
-              <w:right w:val="single" w:sz="4" w:space="0" w:color="000000"/>
-            </w:tcBorders>
-            <w:vAlign w:val="center"/>
-            <w:hideMark/>
-          </w:tcPr>
-          <w:p>
-            <w:pPr>
-              <w:pStyle w:val="a9"/>
-              <w:rPr>
-                <w:sz w:val="16"/>
-                <w:szCs w:val="16"/>
-              </w:rPr>
-            </w:pPr>
-            <w:r>
-              <w:rPr>
-                <w:sz w:val="16"/>
-                <w:szCs w:val="16"/>
-              </w:rPr>
-              <w:t>14</w:t>
-            </w:r>
-          </w:p>
-        </w:tc>
-        <w:tc>
-          <w:tcPr>
-            <w:tcW w:w="3121" w:type="dxa"/>
-            <w:tcBorders>
-              <w:top w:val="single" w:sz="4" w:space="0" w:color="000000"/>
-              <w:left w:val="single" w:sz="4" w:space="0" w:color="000000"/>
-              <w:bottom w:val="single" w:sz="4" w:space="0" w:color="000000"/>
-              <w:right w:val="single" w:sz="4" w:space="0" w:color="000000"/>
-            </w:tcBorders>
-            <w:hideMark/>
-          </w:tcPr>
-          <w:p>
-            <w:pPr>
-              <w:pStyle w:val="a9"/>
-              <w:rPr>
-                <w:sz w:val="16"/>
-                <w:szCs w:val="16"/>
-              </w:rPr>
-            </w:pPr>
-            <w:r>
-              <w:rPr>
-                <w:sz w:val="16"/>
-                <w:szCs w:val="16"/>
-              </w:rPr>
-              <w:t>Адрес места разгрузки</w:t>
-            </w:r>
-          </w:p>
-        </w:tc>
-        <w:tc>
-          <w:tcPr>
-            <w:tcW w:w="7088" w:type="dxa"/>
-            <w:tcBorders>
-              <w:top w:val="single" w:sz="4" w:space="0" w:color="000000"/>
-              <w:left w:val="single" w:sz="4" w:space="0" w:color="000000"/>
-              <w:bottom w:val="single" w:sz="4" w:space="0" w:color="000000"/>
-              <w:right w:val="single" w:sz="4" w:space="0" w:color="000000"/>
-            </w:tcBorders>
-            <w:hideMark/>
-          </w:tcPr>
-          <w:p>
-            <w:pPr>
-              <w:pStyle w:val="a9"/>
-              <w:rPr>
-                <w:bCs/>
-                <w:sz w:val="16"/>
-                <w:szCs w:val="16"/>
-              </w:rPr>
-            </w:pPr>
-            <w:r>
-              <w:rPr>
-                <w:sz w:val="16"/>
-                <w:szCs w:val="16"/>
-                <w:lang w:val="en-US"/>
-              </w:rPr>
-              <w:t>${</w:t>
-            </w:r>
-            <w:proofErr w:type="spellStart"/>
-            <w:r>
-              <w:rPr>
-                <w:sz w:val="16"/>
-                <w:szCs w:val="16"/>
-                <w:lang w:val="en-US"/>
-              </w:rPr>
-              <w:t>address_vygruzki</w:t>
-            </w:r>
-            <w:proofErr w:type="spellEnd"/>
-            <w:r>
-              <w:rPr>
-                <w:sz w:val="16"/>
-                <w:szCs w:val="16"/>
-                <w:lang w:val="en-US"/>
-              </w:rPr>
-              <w:t>}</w:t>
-            </w:r>
-          </w:p>
-        </w:tc>
-      </w:tr>
-      <w:tr>
-        <w:tc>
-          <w:tcPr>
-            <w:tcW w:w="418" w:type="dxa"/>
-            <w:tcBorders>
-              <w:top w:val="single" w:sz="4" w:space="0" w:color="000000"/>
-              <w:left w:val="single" w:sz="4" w:space="0" w:color="000000"/>
-              <w:bottom w:val="single" w:sz="4" w:space="0" w:color="000000"/>
-              <w:right w:val="single" w:sz="4" w:space="0" w:color="000000"/>
-            </w:tcBorders>
-            <w:vAlign w:val="center"/>
-            <w:hideMark/>
-          </w:tcPr>
-          <w:p>
-            <w:pPr>
-              <w:pStyle w:val="a9"/>
-              <w:rPr>
-                <w:sz w:val="16"/>
-                <w:szCs w:val="16"/>
-              </w:rPr>
-            </w:pPr>
-            <w:r>
-              <w:rPr>
-                <w:sz w:val="16"/>
-                <w:szCs w:val="16"/>
-              </w:rPr>
-              <w:t>15</w:t>
-            </w:r>
-          </w:p>
-        </w:tc>
-        <w:tc>
-          <w:tcPr>
-            <w:tcW w:w="3121" w:type="dxa"/>
-            <w:tcBorders>
-              <w:top w:val="single" w:sz="4" w:space="0" w:color="000000"/>
-              <w:left w:val="single" w:sz="4" w:space="0" w:color="000000"/>
-              <w:bottom w:val="single" w:sz="4" w:space="0" w:color="000000"/>
-              <w:right w:val="single" w:sz="4" w:space="0" w:color="000000"/>
-            </w:tcBorders>
-            <w:hideMark/>
-          </w:tcPr>
-          <w:p>
-            <w:pPr>
-              <w:pStyle w:val="a9"/>
-              <w:rPr>
-                <w:sz w:val="16"/>
-                <w:szCs w:val="16"/>
-              </w:rPr>
-            </w:pPr>
-            <w:r>
-              <w:rPr>
-                <w:sz w:val="16"/>
-                <w:szCs w:val="16"/>
-              </w:rPr>
-              <w:t>Особые условия по разгрузке</w:t>
-            </w:r>
-          </w:p>
-        </w:tc>
-        <w:tc>
-          <w:tcPr>
-            <w:tcW w:w="7088" w:type="dxa"/>
-            <w:tcBorders>
-              <w:top w:val="single" w:sz="4" w:space="0" w:color="000000"/>
-              <w:left w:val="single" w:sz="4" w:space="0" w:color="000000"/>
-              <w:bottom w:val="single" w:sz="4" w:space="0" w:color="000000"/>
-              <w:right w:val="single" w:sz="4" w:space="0" w:color="000000"/>
-            </w:tcBorders>
-            <w:hideMark/>
-          </w:tcPr>
-          <w:p>
-            <w:pPr>
-              <w:pStyle w:val="a9"/>
-              <w:rPr>
-                <w:bCs/>
-                <w:sz w:val="16"/>
-                <w:szCs w:val="16"/>
-              </w:rPr>
-            </w:pPr>
-            <w:r>
-              <w:rPr>
-                <w:sz w:val="16"/>
-                <w:szCs w:val="16"/>
-              </w:rPr>
-              <w:t>${</w:t>
-            </w:r>
-            <w:proofErr w:type="spellStart"/>
             <w:r>
               <w:rPr>
                 <w:sz w:val="16"/>
@@ -3240,7 +3050,6 @@
               </w:rPr>
               <w:t>osobye_uslovia_vygruzki</w:t>
             </w:r>
-            <w:proofErr w:type="spellEnd"/>
             <w:r>
               <w:rPr>
                 <w:sz w:val="16"/>
@@ -3311,14 +3120,7 @@
                 <w:sz w:val="16"/>
                 <w:szCs w:val="16"/>
               </w:rPr>
-              <w:t>1</w:t>
-            </w:r>
-            <w:r>
-              <w:rPr>
-                <w:sz w:val="16"/>
-                <w:szCs w:val="16"/>
-              </w:rPr>
-              <w:t>6</w:t>
+              <w:t>9</w:t>
             </w:r>
           </w:p>
         </w:tc>
@@ -3376,25 +3178,7 @@
                 <w:szCs w:val="16"/>
                 <w:lang w:val="en-US"/>
               </w:rPr>
-              <w:t>${</w:t>
-            </w:r>
-            <w:proofErr w:type="spellStart"/>
-            <w:r>
-              <w:rPr>
-                <w:sz w:val="16"/>
-                <w:szCs w:val="16"/>
-                <w:lang w:val="en-US"/>
-              </w:rPr>
-              <w:t>data_vygruzki</w:t>
-            </w:r>
-            <w:proofErr w:type="spellEnd"/>
-            <w:r>
-              <w:rPr>
-                <w:sz w:val="16"/>
-                <w:szCs w:val="16"/>
-                <w:lang w:val="en-US"/>
-              </w:rPr>
-              <w:t>}</w:t>
+              <w:t>${data_vygruzki}</w:t>
             </w:r>
           </w:p>
         </w:tc>
@@ -3449,25 +3233,7 @@
                 <w:szCs w:val="16"/>
                 <w:lang w:val="en-US"/>
               </w:rPr>
-              <w:t>${</w:t>
-            </w:r>
-            <w:proofErr w:type="spellStart"/>
-            <w:r>
-              <w:rPr>
-                <w:sz w:val="16"/>
-                <w:szCs w:val="16"/>
-                <w:lang w:val="en-US"/>
-              </w:rPr>
-              <w:t>vremya_vygruzki</w:t>
-            </w:r>
-            <w:proofErr w:type="spellEnd"/>
-            <w:r>
-              <w:rPr>
-                <w:sz w:val="16"/>
-                <w:szCs w:val="16"/>
-                <w:lang w:val="en-US"/>
-              </w:rPr>
-              <w:t>}</w:t>
+              <w:t>${vremya_vygruzki}</w:t>
             </w:r>
           </w:p>
         </w:tc>
@@ -3498,7 +3264,7 @@
                 <w:sz w:val="16"/>
                 <w:szCs w:val="16"/>
               </w:rPr>
-              <w:t>17</w:t>
+              <w:t>10</w:t>
             </w:r>
           </w:p>
         </w:tc>
@@ -3556,23 +3322,7 @@
                 <w:sz w:val="16"/>
                 <w:szCs w:val="16"/>
               </w:rPr>
-              <w:t>${</w:t>
-            </w:r>
-            <w:proofErr w:type="spellStart"/>
-            <w:r>
-              <w:rPr>
-                <w:sz w:val="16"/>
-                <w:szCs w:val="16"/>
-              </w:rPr>
-              <w:t>normativ</w:t>
-            </w:r>
-            <w:proofErr w:type="spellEnd"/>
-            <w:r>
-              <w:rPr>
-                <w:sz w:val="16"/>
-                <w:szCs w:val="16"/>
-              </w:rPr>
-              <w:t>}</w:t>
+              <w:t>${normativ}</w:t>
             </w:r>
           </w:p>
         </w:tc>
@@ -3603,7 +3353,14 @@
                 <w:sz w:val="16"/>
                 <w:szCs w:val="16"/>
               </w:rPr>
-              <w:t>18</w:t>
+              <w:t>1</w:t>
+            </w:r>
+            <w:r>
+              <w:rPr>
+                <w:sz w:val="16"/>
+                <w:szCs w:val="16"/>
+              </w:rPr>
+              <w:t>1</w:t>
             </w:r>
           </w:p>
         </w:tc>
@@ -3665,7 +3422,6 @@
               </w:rPr>
               <w:t>${</w:t>
             </w:r>
-            <w:proofErr w:type="spellStart"/>
             <w:r>
               <w:rPr>
                 <w:sz w:val="16"/>
@@ -3674,7 +3430,6 @@
               </w:rPr>
               <w:t>dp_stavka</w:t>
             </w:r>
-            <w:proofErr w:type="spellEnd"/>
             <w:r>
               <w:rPr>
                 <w:sz w:val="16"/>
@@ -3683,7 +3438,6 @@
               </w:rPr>
               <w:t>}, ${</w:t>
             </w:r>
-            <w:proofErr w:type="spellStart"/>
             <w:r>
               <w:rPr>
                 <w:sz w:val="16"/>
@@ -3698,16 +3452,7 @@
                 <w:szCs w:val="16"/>
                 <w:lang w:val="en-US"/>
               </w:rPr>
-              <w:t>forma_oplaty</w:t>
-            </w:r>
-            <w:proofErr w:type="spellEnd"/>
-            <w:r>
-              <w:rPr>
-                <w:sz w:val="16"/>
-                <w:szCs w:val="16"/>
-                <w:lang w:val="en-US"/>
-              </w:rPr>
-              <w:t>}</w:t>
+              <w:t>forma_oplaty}</w:t>
             </w:r>
           </w:p>
         </w:tc>
@@ -3738,7 +3483,14 @@
                 <w:sz w:val="16"/>
                 <w:szCs w:val="16"/>
               </w:rPr>
-              <w:t>19</w:t>
+              <w:t>1</w:t>
+            </w:r>
+            <w:r>
+              <w:rPr>
+                <w:sz w:val="16"/>
+                <w:szCs w:val="16"/>
+              </w:rPr>
+              <w:t>2</w:t>
             </w:r>
           </w:p>
         </w:tc>
@@ -3798,7 +3550,6 @@
               </w:rPr>
               <w:t>${</w:t>
             </w:r>
-            <w:proofErr w:type="spellStart"/>
             <w:r>
               <w:rPr>
                 <w:sz w:val="16"/>
@@ -3815,7 +3566,6 @@
               </w:rPr>
               <w:t>usloviya</w:t>
             </w:r>
-            <w:proofErr w:type="spellEnd"/>
             <w:r>
               <w:rPr>
                 <w:sz w:val="16"/>
@@ -3823,7 +3573,6 @@
               </w:rPr>
               <w:t>_</w:t>
             </w:r>
-            <w:proofErr w:type="spellStart"/>
             <w:r>
               <w:rPr>
                 <w:sz w:val="16"/>
@@ -3832,7 +3581,6 @@
               </w:rPr>
               <w:t>oplaty</w:t>
             </w:r>
-            <w:proofErr w:type="spellEnd"/>
             <w:r>
               <w:rPr>
                 <w:sz w:val="16"/>
@@ -3869,7 +3617,7 @@
                 <w:sz w:val="16"/>
                 <w:szCs w:val="16"/>
               </w:rPr>
-              <w:t>20</w:t>
+              <w:t>13</w:t>
             </w:r>
           </w:p>
         </w:tc>
@@ -3928,25 +3676,7 @@
                 <w:szCs w:val="16"/>
                 <w:lang w:val="en-US"/>
               </w:rPr>
-              <w:t>${</w:t>
-            </w:r>
-            <w:proofErr w:type="spellStart"/>
-            <w:r>
-              <w:rPr>
-                <w:sz w:val="16"/>
-                <w:szCs w:val="16"/>
-                <w:lang w:val="en-US"/>
-              </w:rPr>
-              <w:t>marka_avto</w:t>
-            </w:r>
-            <w:proofErr w:type="spellEnd"/>
-            <w:r>
-              <w:rPr>
-                <w:sz w:val="16"/>
-                <w:szCs w:val="16"/>
-                <w:lang w:val="en-US"/>
-              </w:rPr>
-              <w:t>}</w:t>
+              <w:t>${marka_avto}</w:t>
             </w:r>
           </w:p>
         </w:tc>
@@ -4002,25 +3732,7 @@
                 <w:szCs w:val="16"/>
                 <w:lang w:val="en-US"/>
               </w:rPr>
-              <w:t>${</w:t>
-            </w:r>
-            <w:proofErr w:type="spellStart"/>
-            <w:r>
-              <w:rPr>
-                <w:sz w:val="16"/>
-                <w:szCs w:val="16"/>
-                <w:lang w:val="en-US"/>
-              </w:rPr>
-              <w:t>gosnomer</w:t>
-            </w:r>
-            <w:proofErr w:type="spellEnd"/>
-            <w:r>
-              <w:rPr>
-                <w:sz w:val="16"/>
-                <w:szCs w:val="16"/>
-                <w:lang w:val="en-US"/>
-              </w:rPr>
-              <w:t>}</w:t>
+              <w:t>${gosnomer}</w:t>
             </w:r>
           </w:p>
         </w:tc>
@@ -4055,7 +3767,7 @@
                 <w:sz w:val="16"/>
                 <w:szCs w:val="16"/>
               </w:rPr>
-              <w:t>21</w:t>
+              <w:t>14</w:t>
             </w:r>
           </w:p>
         </w:tc>
@@ -4160,7 +3872,6 @@
               </w:rPr>
               <w:t>_</w:t>
             </w:r>
-            <w:proofErr w:type="spellStart"/>
             <w:r>
               <w:rPr>
                 <w:sz w:val="16"/>
@@ -4169,7 +3880,6 @@
               </w:rPr>
               <w:t>voditel</w:t>
             </w:r>
-            <w:proofErr w:type="spellEnd"/>
             <w:r>
               <w:rPr>
                 <w:sz w:val="16"/>
@@ -4300,7 +4010,6 @@
               </w:rPr>
               <w:t>_</w:t>
             </w:r>
-            <w:proofErr w:type="spellStart"/>
             <w:r>
               <w:rPr>
                 <w:sz w:val="16"/>
@@ -4309,7 +4018,6 @@
               </w:rPr>
               <w:t>voditel</w:t>
             </w:r>
-            <w:proofErr w:type="spellEnd"/>
             <w:r>
               <w:rPr>
                 <w:sz w:val="16"/>
@@ -4422,7 +4130,6 @@
               </w:rPr>
               <w:t>${</w:t>
             </w:r>
-            <w:proofErr w:type="spellStart"/>
             <w:r>
               <w:rPr>
                 <w:sz w:val="16"/>
@@ -4431,7 +4138,6 @@
               </w:rPr>
               <w:t>tel</w:t>
             </w:r>
-            <w:proofErr w:type="spellEnd"/>
             <w:r>
               <w:rPr>
                 <w:sz w:val="16"/>
@@ -4439,7 +4145,6 @@
               </w:rPr>
               <w:t>_</w:t>
             </w:r>
-            <w:proofErr w:type="spellStart"/>
             <w:r>
               <w:rPr>
                 <w:sz w:val="16"/>
@@ -4448,7 +4153,6 @@
               </w:rPr>
               <w:t>voditel</w:t>
             </w:r>
-            <w:proofErr w:type="spellEnd"/>
             <w:r>
               <w:rPr>
                 <w:sz w:val="16"/>
@@ -4460,6 +4164,11 @@
         </w:tc>
       </w:tr>
     </w:tbl>
+    <w:p>
+      <w:pPr>
+        <w:pStyle w:val="a9"/>
+      </w:pPr>
+    </w:p>
     <w:p>
       <w:pPr>
         <w:pStyle w:val="a9"/>
@@ -4538,7 +4247,6 @@
               </w:rPr>
               <w:t>${</w:t>
             </w:r>
-            <w:proofErr w:type="spellStart"/>
             <w:r>
               <w:rPr>
                 <w:b/>
@@ -4549,7 +4257,6 @@
               </w:rPr>
               <w:t>lp_nazv</w:t>
             </w:r>
-            <w:proofErr w:type="spellEnd"/>
             <w:r>
               <w:rPr>
                 <w:b/>
@@ -4608,7 +4315,6 @@
               </w:rPr>
               <w:t>${</w:t>
             </w:r>
-            <w:proofErr w:type="spellStart"/>
             <w:r>
               <w:rPr>
                 <w:sz w:val="16"/>
@@ -4617,7 +4323,6 @@
               </w:rPr>
               <w:t>kratk_nazv_perev</w:t>
             </w:r>
-            <w:proofErr w:type="spellEnd"/>
             <w:r>
               <w:rPr>
                 <w:sz w:val="16"/>
@@ -4682,7 +4387,6 @@
               </w:rPr>
               <w:t>: ${</w:t>
             </w:r>
-            <w:proofErr w:type="spellStart"/>
             <w:r>
               <w:rPr>
                 <w:sz w:val="16"/>
@@ -4699,7 +4403,6 @@
               </w:rPr>
               <w:t>_address</w:t>
             </w:r>
-            <w:proofErr w:type="spellEnd"/>
             <w:r>
               <w:rPr>
                 <w:sz w:val="16"/>
@@ -4760,7 +4463,6 @@
               </w:rPr>
               <w:t>: ${</w:t>
             </w:r>
-            <w:proofErr w:type="spellStart"/>
             <w:r>
               <w:rPr>
                 <w:sz w:val="16"/>
@@ -4775,16 +4477,7 @@
                 <w:szCs w:val="16"/>
                 <w:lang w:val="en-US"/>
               </w:rPr>
-              <w:t>yur_address</w:t>
-            </w:r>
-            <w:proofErr w:type="spellEnd"/>
-            <w:r>
-              <w:rPr>
-                <w:sz w:val="16"/>
-                <w:szCs w:val="16"/>
-                <w:lang w:val="en-US"/>
-              </w:rPr>
-              <w:t>}</w:t>
+              <w:t>yur_address}</w:t>
             </w:r>
           </w:p>
         </w:tc>
@@ -4841,25 +4534,7 @@
                 <w:szCs w:val="16"/>
                 <w:lang w:val="en-US"/>
               </w:rPr>
-              <w:t>: ${</w:t>
-            </w:r>
-            <w:proofErr w:type="spellStart"/>
-            <w:r>
-              <w:rPr>
-                <w:sz w:val="16"/>
-                <w:szCs w:val="16"/>
-                <w:lang w:val="en-US"/>
-              </w:rPr>
-              <w:t>lp_pocht_address</w:t>
-            </w:r>
-            <w:proofErr w:type="spellEnd"/>
-            <w:r>
-              <w:rPr>
-                <w:sz w:val="16"/>
-                <w:szCs w:val="16"/>
-                <w:lang w:val="en-US"/>
-              </w:rPr>
-              <w:t>}</w:t>
+              <w:t>: ${lp_pocht_address}</w:t>
             </w:r>
           </w:p>
         </w:tc>
@@ -4913,7 +4588,6 @@
               </w:rPr>
               <w:t>: ${</w:t>
             </w:r>
-            <w:proofErr w:type="spellStart"/>
             <w:r>
               <w:rPr>
                 <w:sz w:val="16"/>
@@ -4928,16 +4602,7 @@
                 <w:szCs w:val="16"/>
                 <w:lang w:val="en-US"/>
               </w:rPr>
-              <w:t>pocht_address_perev</w:t>
-            </w:r>
-            <w:proofErr w:type="spellEnd"/>
-            <w:r>
-              <w:rPr>
-                <w:sz w:val="16"/>
-                <w:szCs w:val="16"/>
-                <w:lang w:val="en-US"/>
-              </w:rPr>
-              <w:t>}</w:t>
+              <w:t>pocht_address_perev}</w:t>
             </w:r>
           </w:p>
         </w:tc>
@@ -4978,25 +4643,7 @@
                 <w:szCs w:val="16"/>
                 <w:lang w:val="en-US"/>
               </w:rPr>
-              <w:t>${</w:t>
-            </w:r>
-            <w:proofErr w:type="spellStart"/>
-            <w:r>
-              <w:rPr>
-                <w:sz w:val="16"/>
-                <w:szCs w:val="16"/>
-                <w:lang w:val="en-US"/>
-              </w:rPr>
-              <w:t>lp_ogrn</w:t>
-            </w:r>
-            <w:proofErr w:type="spellEnd"/>
-            <w:r>
-              <w:rPr>
-                <w:sz w:val="16"/>
-                <w:szCs w:val="16"/>
-                <w:lang w:val="en-US"/>
-              </w:rPr>
-              <w:t>}</w:t>
+              <w:t>${lp_ogrn}</w:t>
             </w:r>
           </w:p>
         </w:tc>
@@ -5034,7 +4681,6 @@
               </w:rPr>
               <w:t>${</w:t>
             </w:r>
-            <w:proofErr w:type="spellStart"/>
             <w:r>
               <w:rPr>
                 <w:sz w:val="16"/>
@@ -5049,16 +4695,7 @@
                 <w:szCs w:val="16"/>
                 <w:lang w:val="en-US"/>
               </w:rPr>
-              <w:t>OGRN</w:t>
-            </w:r>
-            <w:proofErr w:type="spellEnd"/>
-            <w:r>
-              <w:rPr>
-                <w:sz w:val="16"/>
-                <w:szCs w:val="16"/>
-                <w:lang w:val="en-US"/>
-              </w:rPr>
-              <w:t>}</w:t>
+              <w:t>OGRN}</w:t>
             </w:r>
           </w:p>
         </w:tc>
@@ -5093,7 +4730,6 @@
               </w:rPr>
               <w:t>ИНН ${</w:t>
             </w:r>
-            <w:proofErr w:type="spellStart"/>
             <w:r>
               <w:rPr>
                 <w:sz w:val="16"/>
@@ -5102,7 +4738,6 @@
               </w:rPr>
               <w:t>lp</w:t>
             </w:r>
-            <w:proofErr w:type="spellEnd"/>
             <w:r>
               <w:rPr>
                 <w:sz w:val="16"/>
@@ -5152,7 +4787,6 @@
               </w:rPr>
               <w:t>КПП ${</w:t>
             </w:r>
-            <w:proofErr w:type="spellStart"/>
             <w:r>
               <w:rPr>
                 <w:sz w:val="16"/>
@@ -5161,7 +4795,6 @@
               </w:rPr>
               <w:t>lp</w:t>
             </w:r>
-            <w:proofErr w:type="spellEnd"/>
             <w:r>
               <w:rPr>
                 <w:sz w:val="16"/>
@@ -5169,7 +4802,6 @@
               </w:rPr>
               <w:t>_</w:t>
             </w:r>
-            <w:proofErr w:type="spellStart"/>
             <w:r>
               <w:rPr>
                 <w:sz w:val="16"/>
@@ -5178,7 +4810,6 @@
               </w:rPr>
               <w:t>kpp</w:t>
             </w:r>
-            <w:proofErr w:type="spellEnd"/>
             <w:r>
               <w:rPr>
                 <w:sz w:val="16"/>
@@ -5221,7 +4852,6 @@
               </w:rPr>
               <w:t>${</w:t>
             </w:r>
-            <w:proofErr w:type="spellStart"/>
             <w:r>
               <w:rPr>
                 <w:sz w:val="16"/>
@@ -5236,16 +4866,7 @@
                 <w:szCs w:val="16"/>
                 <w:lang w:val="en-US"/>
               </w:rPr>
-              <w:t>INN</w:t>
-            </w:r>
-            <w:proofErr w:type="spellEnd"/>
-            <w:r>
-              <w:rPr>
-                <w:sz w:val="16"/>
-                <w:szCs w:val="16"/>
-                <w:lang w:val="en-US"/>
-              </w:rPr>
-              <w:t>}</w:t>
+              <w:t>INN}</w:t>
             </w:r>
           </w:p>
         </w:tc>
@@ -5281,7 +4902,6 @@
               </w:rPr>
               <w:t xml:space="preserve"> ${</w:t>
             </w:r>
-            <w:proofErr w:type="spellStart"/>
             <w:r>
               <w:rPr>
                 <w:sz w:val="16"/>
@@ -5296,16 +4916,7 @@
                 <w:szCs w:val="16"/>
                 <w:lang w:val="en-US"/>
               </w:rPr>
-              <w:t>KPP</w:t>
-            </w:r>
-            <w:proofErr w:type="spellEnd"/>
-            <w:r>
-              <w:rPr>
-                <w:sz w:val="16"/>
-                <w:szCs w:val="16"/>
-                <w:lang w:val="en-US"/>
-              </w:rPr>
-              <w:t>}</w:t>
+              <w:t>KPP}</w:t>
             </w:r>
           </w:p>
         </w:tc>
@@ -5362,25 +4973,7 @@
                 <w:szCs w:val="16"/>
                 <w:lang w:val="en-US"/>
               </w:rPr>
-              <w:t xml:space="preserve"> ${</w:t>
-            </w:r>
-            <w:proofErr w:type="spellStart"/>
-            <w:r>
-              <w:rPr>
-                <w:sz w:val="16"/>
-                <w:szCs w:val="16"/>
-                <w:lang w:val="en-US"/>
-              </w:rPr>
-              <w:t>lp_rs</w:t>
-            </w:r>
-            <w:proofErr w:type="spellEnd"/>
-            <w:r>
-              <w:rPr>
-                <w:sz w:val="16"/>
-                <w:szCs w:val="16"/>
-                <w:lang w:val="en-US"/>
-              </w:rPr>
-              <w:t>}</w:t>
+              <w:t xml:space="preserve"> ${lp_rs}</w:t>
             </w:r>
           </w:p>
         </w:tc>
@@ -5418,7 +5011,6 @@
               </w:rPr>
               <w:t>${</w:t>
             </w:r>
-            <w:proofErr w:type="spellStart"/>
             <w:r>
               <w:rPr>
                 <w:sz w:val="16"/>
@@ -5433,16 +5025,7 @@
                 <w:szCs w:val="16"/>
                 <w:lang w:val="en-US"/>
               </w:rPr>
-              <w:t>r</w:t>
-            </w:r>
-            <w:proofErr w:type="spellEnd"/>
-            <w:r>
-              <w:rPr>
-                <w:sz w:val="16"/>
-                <w:szCs w:val="16"/>
-                <w:lang w:val="en-US"/>
-              </w:rPr>
-              <w:t>/s}</w:t>
+              <w:t>r/s}</w:t>
             </w:r>
           </w:p>
         </w:tc>
@@ -5484,25 +5067,7 @@
                 <w:szCs w:val="16"/>
                 <w:lang w:val="en-US"/>
               </w:rPr>
-              <w:t xml:space="preserve"> ${</w:t>
-            </w:r>
-            <w:proofErr w:type="spellStart"/>
-            <w:r>
-              <w:rPr>
-                <w:sz w:val="16"/>
-                <w:szCs w:val="16"/>
-                <w:lang w:val="en-US"/>
-              </w:rPr>
-              <w:t>lp_bank</w:t>
-            </w:r>
-            <w:proofErr w:type="spellEnd"/>
-            <w:r>
-              <w:rPr>
-                <w:sz w:val="16"/>
-                <w:szCs w:val="16"/>
-                <w:lang w:val="en-US"/>
-              </w:rPr>
-              <w:t>}</w:t>
+              <w:t xml:space="preserve"> ${lp_bank}</w:t>
             </w:r>
           </w:p>
         </w:tc>
@@ -5540,7 +5105,6 @@
               </w:rPr>
               <w:t>${</w:t>
             </w:r>
-            <w:proofErr w:type="spellStart"/>
             <w:r>
               <w:rPr>
                 <w:sz w:val="16"/>
@@ -5555,16 +5119,7 @@
                 <w:szCs w:val="16"/>
                 <w:lang w:val="en-US"/>
               </w:rPr>
-              <w:t>bank</w:t>
-            </w:r>
-            <w:proofErr w:type="spellEnd"/>
-            <w:r>
-              <w:rPr>
-                <w:sz w:val="16"/>
-                <w:szCs w:val="16"/>
-                <w:lang w:val="en-US"/>
-              </w:rPr>
-              <w:t>}</w:t>
+              <w:t>bank}</w:t>
             </w:r>
           </w:p>
         </w:tc>
@@ -5621,25 +5176,7 @@
                 <w:szCs w:val="16"/>
                 <w:lang w:val="en-US"/>
               </w:rPr>
-              <w:t xml:space="preserve"> ${</w:t>
-            </w:r>
-            <w:proofErr w:type="spellStart"/>
-            <w:r>
-              <w:rPr>
-                <w:sz w:val="16"/>
-                <w:szCs w:val="16"/>
-                <w:lang w:val="en-US"/>
-              </w:rPr>
-              <w:t>lp_ks</w:t>
-            </w:r>
-            <w:proofErr w:type="spellEnd"/>
-            <w:r>
-              <w:rPr>
-                <w:sz w:val="16"/>
-                <w:szCs w:val="16"/>
-                <w:lang w:val="en-US"/>
-              </w:rPr>
-              <w:t>}</w:t>
+              <w:t xml:space="preserve"> ${lp_ks}</w:t>
             </w:r>
           </w:p>
         </w:tc>
@@ -5677,7 +5214,6 @@
               </w:rPr>
               <w:t>${</w:t>
             </w:r>
-            <w:proofErr w:type="spellStart"/>
             <w:r>
               <w:rPr>
                 <w:sz w:val="16"/>
@@ -5692,16 +5228,7 @@
                 <w:szCs w:val="16"/>
                 <w:lang w:val="en-US"/>
               </w:rPr>
-              <w:t>k</w:t>
-            </w:r>
-            <w:proofErr w:type="spellEnd"/>
-            <w:r>
-              <w:rPr>
-                <w:sz w:val="16"/>
-                <w:szCs w:val="16"/>
-                <w:lang w:val="en-US"/>
-              </w:rPr>
-              <w:t>/s}</w:t>
+              <w:t>k/s}</w:t>
             </w:r>
           </w:p>
         </w:tc>
@@ -5742,25 +5269,7 @@
                 <w:szCs w:val="16"/>
                 <w:lang w:val="en-US"/>
               </w:rPr>
-              <w:t xml:space="preserve"> ${</w:t>
-            </w:r>
-            <w:proofErr w:type="spellStart"/>
-            <w:r>
-              <w:rPr>
-                <w:sz w:val="16"/>
-                <w:szCs w:val="16"/>
-                <w:lang w:val="en-US"/>
-              </w:rPr>
-              <w:t>lp_bik</w:t>
-            </w:r>
-            <w:proofErr w:type="spellEnd"/>
-            <w:r>
-              <w:rPr>
-                <w:sz w:val="16"/>
-                <w:szCs w:val="16"/>
-                <w:lang w:val="en-US"/>
-              </w:rPr>
-              <w:t>}</w:t>
+              <w:t xml:space="preserve"> ${lp_bik}</w:t>
             </w:r>
           </w:p>
         </w:tc>
@@ -5798,7 +5307,6 @@
               </w:rPr>
               <w:t>${</w:t>
             </w:r>
-            <w:proofErr w:type="spellStart"/>
             <w:r>
               <w:rPr>
                 <w:sz w:val="16"/>
@@ -5813,16 +5321,7 @@
                 <w:szCs w:val="16"/>
                 <w:lang w:val="en-US"/>
               </w:rPr>
-              <w:t>BIK</w:t>
-            </w:r>
-            <w:proofErr w:type="spellEnd"/>
-            <w:r>
-              <w:rPr>
-                <w:sz w:val="16"/>
-                <w:szCs w:val="16"/>
-                <w:lang w:val="en-US"/>
-              </w:rPr>
-              <w:t>}</w:t>
+              <w:t>BIK}</w:t>
             </w:r>
           </w:p>
         </w:tc>
@@ -5881,7 +5380,6 @@
               </w:rPr>
               <w:t>: ${</w:t>
             </w:r>
-            <w:proofErr w:type="spellStart"/>
             <w:r>
               <w:rPr>
                 <w:sz w:val="16"/>
@@ -5896,16 +5394,7 @@
                 <w:szCs w:val="16"/>
                 <w:lang w:val="en-US"/>
               </w:rPr>
-              <w:t>manager_email</w:t>
-            </w:r>
-            <w:proofErr w:type="spellEnd"/>
-            <w:r>
-              <w:rPr>
-                <w:sz w:val="16"/>
-                <w:szCs w:val="16"/>
-                <w:lang w:val="en-US"/>
-              </w:rPr>
-              <w:t>}</w:t>
+              <w:t>manager_email}</w:t>
             </w:r>
           </w:p>
         </w:tc>
@@ -5959,7 +5448,6 @@
               </w:rPr>
               <w:t>: ${</w:t>
             </w:r>
-            <w:proofErr w:type="spellStart"/>
             <w:r>
               <w:rPr>
                 <w:sz w:val="16"/>
@@ -5974,16 +5462,7 @@
                 <w:szCs w:val="16"/>
                 <w:lang w:val="en-US"/>
               </w:rPr>
-              <w:t>kontakt_email</w:t>
-            </w:r>
-            <w:proofErr w:type="spellEnd"/>
-            <w:r>
-              <w:rPr>
-                <w:sz w:val="16"/>
-                <w:szCs w:val="16"/>
-                <w:lang w:val="en-US"/>
-              </w:rPr>
-              <w:t>}</w:t>
+              <w:t>kontakt_email}</w:t>
             </w:r>
           </w:p>
         </w:tc>
@@ -6035,7 +5514,6 @@
               </w:rPr>
               <w:t>${</w:t>
             </w:r>
-            <w:proofErr w:type="spellStart"/>
             <w:r>
               <w:rPr>
                 <w:sz w:val="16"/>
@@ -6050,18 +5528,8 @@
                 <w:szCs w:val="16"/>
                 <w:lang w:val="en-US"/>
               </w:rPr>
-              <w:t>provayder_edo</w:t>
-            </w:r>
-            <w:proofErr w:type="spellEnd"/>
-            <w:r>
-              <w:rPr>
-                <w:sz w:val="16"/>
-                <w:szCs w:val="16"/>
-                <w:lang w:val="en-US"/>
-              </w:rPr>
-              <w:t>}, ${</w:t>
-            </w:r>
-            <w:proofErr w:type="spellStart"/>
+              <w:t>provayder_edo}, ${</w:t>
+            </w:r>
             <w:r>
               <w:rPr>
                 <w:sz w:val="16"/>
@@ -6076,16 +5544,7 @@
                 <w:szCs w:val="16"/>
                 <w:lang w:val="en-US"/>
               </w:rPr>
-              <w:t>nomer_edo</w:t>
-            </w:r>
-            <w:proofErr w:type="spellEnd"/>
-            <w:r>
-              <w:rPr>
-                <w:sz w:val="16"/>
-                <w:szCs w:val="16"/>
-                <w:lang w:val="en-US"/>
-              </w:rPr>
-              <w:t>}</w:t>
+              <w:t>nomer_edo}</w:t>
             </w:r>
           </w:p>
         </w:tc>
@@ -6132,7 +5591,6 @@
               </w:rPr>
               <w:t>${</w:t>
             </w:r>
-            <w:proofErr w:type="spellStart"/>
             <w:r>
               <w:rPr>
                 <w:sz w:val="16"/>
@@ -6147,25 +5605,7 @@
                 <w:szCs w:val="16"/>
                 <w:lang w:val="en-US"/>
               </w:rPr>
-              <w:t>provayder_edo</w:t>
-            </w:r>
-            <w:proofErr w:type="spellEnd"/>
-            <w:r>
-              <w:rPr>
-                <w:sz w:val="16"/>
-                <w:szCs w:val="16"/>
-                <w:lang w:val="en-US"/>
-              </w:rPr>
-              <w:t>}, ${</w:t>
-            </w:r>
-            <w:proofErr w:type="spellStart"/>
-            <w:r>
-              <w:rPr>
-                <w:sz w:val="16"/>
-                <w:szCs w:val="16"/>
-                <w:lang w:val="en-US"/>
-              </w:rPr>
-              <w:t>nomer_edo_</w:t>
+              <w:t>provayder_edo}, ${nomer_edo_</w:t>
             </w:r>
             <w:r>
               <w:rPr>
@@ -6175,7 +5615,6 @@
               </w:rPr>
               <w:t>dp</w:t>
             </w:r>
-            <w:proofErr w:type="spellEnd"/>
             <w:r>
               <w:rPr>
                 <w:sz w:val="16"/>
@@ -6235,43 +5674,15 @@
                 <w:szCs w:val="16"/>
                 <w:lang w:val="en-US"/>
               </w:rPr>
-              <w:t>${</w:t>
-            </w:r>
-            <w:proofErr w:type="spellStart"/>
-            <w:r>
-              <w:rPr>
-                <w:sz w:val="16"/>
-                <w:szCs w:val="16"/>
-                <w:lang w:val="en-US"/>
-              </w:rPr>
-              <w:t>lp_ceo_</w:t>
-            </w:r>
-            <w:proofErr w:type="gramStart"/>
-            <w:r>
-              <w:rPr>
-                <w:sz w:val="16"/>
-                <w:szCs w:val="16"/>
-                <w:lang w:val="en-US"/>
-              </w:rPr>
-              <w:t>title</w:t>
-            </w:r>
-            <w:proofErr w:type="spellEnd"/>
-            <w:r>
-              <w:rPr>
-                <w:sz w:val="16"/>
-                <w:szCs w:val="16"/>
-                <w:lang w:val="en-US"/>
-              </w:rPr>
-              <w:t xml:space="preserve">}   </w:t>
-            </w:r>
-            <w:proofErr w:type="gramEnd"/>
-            <w:r>
-              <w:rPr>
-                <w:sz w:val="16"/>
-                <w:szCs w:val="16"/>
-                <w:lang w:val="en-US"/>
-              </w:rPr>
-              <w:t xml:space="preserve">  </w:t>
+              <w:t>${lp_ceo_title}</w:t>
+            </w:r>
+            <w:r>
+              <w:rPr>
+                <w:sz w:val="16"/>
+                <w:szCs w:val="16"/>
+                <w:lang w:val="en-US"/>
+              </w:rPr>
+              <w:t>________________</w:t>
             </w:r>
             <w:r>
               <w:rPr>
@@ -6280,9 +5691,16 @@
                 <w:u w:val="single"/>
                 <w:lang w:val="en-US"/>
               </w:rPr>
-              <w:t>${</w:t>
-            </w:r>
-            <w:proofErr w:type="spellStart"/>
+              <w:t>${signature}</w:t>
+            </w:r>
+            <w:r>
+              <w:rPr>
+                <w:sz w:val="16"/>
+                <w:szCs w:val="16"/>
+                <w:lang w:val="en-US"/>
+              </w:rPr>
+              <w:t xml:space="preserve">  /${</w:t>
+            </w:r>
             <w:r>
               <w:rPr>
                 <w:sz w:val="16"/>
@@ -6290,37 +5708,8 @@
                 <w:u w:val="single"/>
                 <w:lang w:val="en-US"/>
               </w:rPr>
-              <w:t>internal_signature_image</w:t>
-            </w:r>
-            <w:proofErr w:type="spellEnd"/>
-            <w:r>
-              <w:rPr>
-                <w:sz w:val="16"/>
-                <w:szCs w:val="16"/>
-                <w:u w:val="single"/>
-                <w:lang w:val="en-US"/>
-              </w:rPr>
-              <w:t>}</w:t>
-            </w:r>
-            <w:r>
-              <w:rPr>
-                <w:sz w:val="16"/>
-                <w:szCs w:val="16"/>
-                <w:lang w:val="en-US"/>
-              </w:rPr>
-              <w:t xml:space="preserve">  /${</w:t>
-            </w:r>
-            <w:proofErr w:type="spellStart"/>
-            <w:r>
-              <w:rPr>
-                <w:sz w:val="16"/>
-                <w:szCs w:val="16"/>
-                <w:u w:val="single"/>
-                <w:lang w:val="en-US"/>
-              </w:rPr>
               <w:t>lp_ceo</w:t>
             </w:r>
-            <w:proofErr w:type="spellEnd"/>
             <w:r>
               <w:rPr>
                 <w:sz w:val="16"/>
@@ -6405,45 +5794,8 @@
               <w:rPr>
                 <w:sz w:val="16"/>
                 <w:szCs w:val="16"/>
-                <w:lang w:val="en-US"/>
-              </w:rPr>
-              <w:t>${</w:t>
-            </w:r>
-            <w:proofErr w:type="spellStart"/>
-            <w:r>
-              <w:rPr>
-                <w:sz w:val="16"/>
-                <w:szCs w:val="16"/>
-                <w:u w:val="single"/>
-                <w:lang w:val="en-US"/>
-              </w:rPr>
-              <w:t>internal</w:t>
-            </w:r>
-            <w:r>
-              <w:rPr>
-                <w:sz w:val="16"/>
-                <w:szCs w:val="16"/>
-                <w:u w:val="single"/>
-                <w:lang w:val="en-US"/>
-              </w:rPr>
-              <w:t>_</w:t>
-            </w:r>
-            <w:r>
-              <w:rPr>
-                <w:sz w:val="16"/>
-                <w:szCs w:val="16"/>
-                <w:lang w:val="en-US"/>
-              </w:rPr>
-              <w:t>stamp_image</w:t>
-            </w:r>
-            <w:proofErr w:type="spellEnd"/>
-            <w:r>
-              <w:rPr>
-                <w:sz w:val="16"/>
-                <w:szCs w:val="16"/>
-                <w:lang w:val="en-US"/>
-              </w:rPr>
-              <w:t>}</w:t>
+              </w:rPr>
+              <w:t>${stamp}</w:t>
             </w:r>
           </w:p>
           <w:p>
@@ -6501,7 +5853,6 @@
               </w:rPr>
               <w:t>${</w:t>
             </w:r>
-            <w:proofErr w:type="spellStart"/>
             <w:r>
               <w:rPr>
                 <w:sz w:val="16"/>
@@ -6516,16 +5867,7 @@
                 <w:szCs w:val="16"/>
                 <w:lang w:val="en-US"/>
               </w:rPr>
-              <w:t>podpisant</w:t>
-            </w:r>
-            <w:proofErr w:type="spellEnd"/>
-            <w:r>
-              <w:rPr>
-                <w:sz w:val="16"/>
-                <w:szCs w:val="16"/>
-                <w:lang w:val="en-US"/>
-              </w:rPr>
-              <w:t xml:space="preserve">} _________ </w:t>
+              <w:t xml:space="preserve">podpisant} _________ </w:t>
             </w:r>
             <w:r>
               <w:rPr>
@@ -6536,7 +5878,6 @@
               </w:rPr>
               <w:t>/${</w:t>
             </w:r>
-            <w:proofErr w:type="spellStart"/>
             <w:r>
               <w:rPr>
                 <w:sz w:val="16"/>
@@ -6554,7 +5895,6 @@
               </w:rPr>
               <w:t>FIO_podpisant_im</w:t>
             </w:r>
-            <w:proofErr w:type="spellEnd"/>
             <w:r>
               <w:rPr>
                 <w:sz w:val="16"/>
@@ -6642,9 +5982,10 @@
     </w:tbl>
     <w:p/>
     <w:sectPr>
-      <w:headerReference w:type="default" r:id="rId7"/>
+      <w:headerReference w:type="default" r:id="rId9"/>
+      <w:footerReference w:type="default" r:id="rId10"/>
       <w:pgSz w:w="11906" w:h="16838"/>
-      <w:pgMar w:top="901" w:right="566" w:bottom="426" w:left="709" w:header="113" w:footer="567" w:gutter="0"/>
+      <w:pgMar w:top="-137" w:right="566" w:bottom="426" w:left="709" w:header="113" w:footer="113" w:gutter="0"/>
       <w:cols w:space="708"/>
       <w:docGrid w:linePitch="360"/>
     </w:sectPr>
@@ -6671,6 +6012,26 @@
 </w:endnotes>
 </file>
 
+<file path=word/footer1.xml><?xml version="1.0" encoding="utf-8"?>
+<w:ftr xmlns:wpc="http://schemas.microsoft.com/office/word/2010/wordprocessingCanvas" xmlns:cx="http://schemas.microsoft.com/office/drawing/2014/chartex" xmlns:cx1="http://schemas.microsoft.com/office/drawing/2015/9/8/chartex" xmlns:cx2="http://schemas.microsoft.com/office/drawing/2015/10/21/chartex" xmlns:cx3="http://schemas.microsoft.com/office/drawing/2016/5/9/chartex" xmlns:cx4="http://schemas.microsoft.com/office/drawing/2016/5/10/chartex" xmlns:cx5="http://schemas.microsoft.com/office/drawing/2016/5/11/chartex" xmlns:cx6="http://schemas.microsoft.com/office/drawing/2016/5/12/chartex" xmlns:cx7="http://schemas.microsoft.com/office/drawing/2016/5/13/chartex" xmlns:cx8="http://schemas.microsoft.com/office/drawing/2016/5/14/chartex" xmlns:mc="http://schemas.openxmlformats.org/markup-compatibility/2006" xmlns:aink="http://schemas.microsoft.com/office/drawing/2016/ink" xmlns:am3d="http://schemas.microsoft.com/office/drawing/2017/model3d" xmlns:o="urn:schemas-microsoft-com:office:office" xmlns:oel="http://schemas.microsoft.com/office/2019/extlst" xmlns:r="http://schemas.openxmlformats.org/officeDocument/2006/relationships" xmlns:m="http://schemas.openxmlformats.org/officeDocument/2006/math" xmlns:v="urn:schemas-microsoft-com:vml" xmlns:wp14="http://schemas.microsoft.com/office/word/2010/wordprocessingDrawing" xmlns:wp="http://schemas.openxmlformats.org/drawingml/2006/wordprocessingDrawing" xmlns:w10="urn:schemas-microsoft-com:office:word" xmlns:w="http://schemas.openxmlformats.org/wordprocessingml/2006/main" xmlns:w14="http://schemas.microsoft.com/office/word/2010/wordml" xmlns:w15="http://schemas.microsoft.com/office/word/2012/wordml" xmlns:w16cex="http://schemas.microsoft.com/office/word/2018/wordml/cex" xmlns:w16cid="http://schemas.microsoft.com/office/word/2016/wordml/cid" xmlns:w16="http://schemas.microsoft.com/office/word/2018/wordml" xmlns:w16sdtdh="http://schemas.microsoft.com/office/word/2020/wordml/sdtdatahash" xmlns:w16se="http://schemas.microsoft.com/office/word/2015/wordml/symex" xmlns:wpg="http://schemas.microsoft.com/office/word/2010/wordprocessingGroup" xmlns:wpi="http://schemas.microsoft.com/office/word/2010/wordprocessingInk" xmlns:wne="http://schemas.microsoft.com/office/word/2006/wordml" xmlns:wps="http://schemas.microsoft.com/office/word/2010/wordprocessingShape" mc:Ignorable="w14 w15 w16se w16cid w16 w16cex w16sdtdh wp14">
+  <w:p>
+    <w:pPr>
+      <w:pStyle w:val="a6"/>
+      <w:jc w:val="right"/>
+    </w:pPr>
+    <w:bookmarkStart w:id="0" w:name="_Hlk232190492"/>
+    <w:r>
+      <w:rPr>
+        <w:sz w:val="20"/>
+        <w:szCs w:val="20"/>
+      </w:rPr>
+      <w:t>${document_verification_code}</w:t>
+    </w:r>
+    <w:bookmarkEnd w:id="0"/>
+  </w:p>
+</w:ftr>
+</file>
+
 <file path=word/footnotes.xml><?xml version="1.0" encoding="utf-8"?>
 <w:footnotes xmlns:wpc="http://schemas.microsoft.com/office/word/2010/wordprocessingCanvas" xmlns:cx="http://schemas.microsoft.com/office/drawing/2014/chartex" xmlns:cx1="http://schemas.microsoft.com/office/drawing/2015/9/8/chartex" xmlns:cx2="http://schemas.microsoft.com/office/drawing/2015/10/21/chartex" xmlns:cx3="http://schemas.microsoft.com/office/drawing/2016/5/9/chartex" xmlns:cx4="http://schemas.microsoft.com/office/drawing/2016/5/10/chartex" xmlns:cx5="http://schemas.microsoft.com/office/drawing/2016/5/11/chartex" xmlns:cx6="http://schemas.microsoft.com/office/drawing/2016/5/12/chartex" xmlns:cx7="http://schemas.microsoft.com/office/drawing/2016/5/13/chartex" xmlns:cx8="http://schemas.microsoft.com/office/drawing/2016/5/14/chartex" xmlns:mc="http://schemas.openxmlformats.org/markup-compatibility/2006" xmlns:aink="http://schemas.microsoft.com/office/drawing/2016/ink" xmlns:am3d="http://schemas.microsoft.com/office/drawing/2017/model3d" xmlns:o="urn:schemas-microsoft-com:office:office" xmlns:oel="http://schemas.microsoft.com/office/2019/extlst" xmlns:r="http://schemas.openxmlformats.org/officeDocument/2006/relationships" xmlns:m="http://schemas.openxmlformats.org/officeDocument/2006/math" xmlns:v="urn:schemas-microsoft-com:vml" xmlns:wp14="http://schemas.microsoft.com/office/word/2010/wordprocessingDrawing" xmlns:wp="http://schemas.openxmlformats.org/drawingml/2006/wordprocessingDrawing" xmlns:w10="urn:schemas-microsoft-com:office:word" xmlns:w="http://schemas.openxmlformats.org/wordprocessingml/2006/main" xmlns:w14="http://schemas.microsoft.com/office/word/2010/wordml" xmlns:w15="http://schemas.microsoft.com/office/word/2012/wordml" xmlns:w16cex="http://schemas.microsoft.com/office/word/2018/wordml/cex" xmlns:w16cid="http://schemas.microsoft.com/office/word/2016/wordml/cid" xmlns:w16="http://schemas.microsoft.com/office/word/2018/wordml" xmlns:w16sdtdh="http://schemas.microsoft.com/office/word/2020/wordml/sdtdatahash" xmlns:w16se="http://schemas.microsoft.com/office/word/2015/wordml/symex" xmlns:wpg="http://schemas.microsoft.com/office/word/2010/wordprocessingGroup" xmlns:wpi="http://schemas.microsoft.com/office/word/2010/wordprocessingInk" xmlns:wne="http://schemas.microsoft.com/office/word/2006/wordml" xmlns:wps="http://schemas.microsoft.com/office/word/2010/wordprocessingShape" mc:Ignorable="w14 w15 w16se w16cid w16 w16cex w16sdtdh wp14">
   <w:footnote w:type="separator" w:id="-1">
@@ -6695,71 +6056,11 @@
   <w:p>
     <w:pPr>
       <w:pStyle w:val="a4"/>
-    </w:pPr>
-    <w:r>
-      <w:rPr>
-        <w:noProof/>
-      </w:rPr>
-      <w:drawing>
-        <wp:anchor distT="0" distB="0" distL="114300" distR="114300" simplePos="0" relativeHeight="251658240" behindDoc="0" locked="0" layoutInCell="1" allowOverlap="1" wp14:anchorId="33367578" wp14:editId="4B455D07">
-          <wp:simplePos x="0" y="0"/>
-          <wp:positionH relativeFrom="column">
-            <wp:posOffset>-1962</wp:posOffset>
-          </wp:positionH>
-          <wp:positionV relativeFrom="paragraph">
-            <wp:posOffset>3308</wp:posOffset>
-          </wp:positionV>
-          <wp:extent cx="1460311" cy="486770"/>
-          <wp:effectExtent l="0" t="0" r="6985" b="0"/>
-          <wp:wrapNone/>
-          <wp:docPr id="3" name="Рисунок 3"/>
-          <wp:cNvGraphicFramePr>
-            <a:graphicFrameLocks xmlns:a="http://schemas.openxmlformats.org/drawingml/2006/main" noChangeAspect="1"/>
-          </wp:cNvGraphicFramePr>
-          <a:graphic xmlns:a="http://schemas.openxmlformats.org/drawingml/2006/main">
-            <a:graphicData uri="http://schemas.openxmlformats.org/drawingml/2006/picture">
-              <pic:pic xmlns:pic="http://schemas.openxmlformats.org/drawingml/2006/picture">
-                <pic:nvPicPr>
-                  <pic:cNvPr id="1" name="Рисунок 1"/>
-                  <pic:cNvPicPr/>
-                </pic:nvPicPr>
-                <pic:blipFill>
-                  <a:blip r:embed="rId1">
-                    <a:extLst>
-                      <a:ext uri="{28A0092B-C50C-407E-A947-70E740481C1C}">
-                        <a14:useLocalDpi xmlns:a14="http://schemas.microsoft.com/office/drawing/2010/main" val="0"/>
-                      </a:ext>
-                    </a:extLst>
-                  </a:blip>
-                  <a:stretch>
-                    <a:fillRect/>
-                  </a:stretch>
-                </pic:blipFill>
-                <pic:spPr>
-                  <a:xfrm>
-                    <a:off x="0" y="0"/>
-                    <a:ext cx="1460311" cy="486770"/>
-                  </a:xfrm>
-                  <a:prstGeom prst="rect">
-                    <a:avLst/>
-                  </a:prstGeom>
-                </pic:spPr>
-              </pic:pic>
-            </a:graphicData>
-          </a:graphic>
-          <wp14:sizeRelH relativeFrom="page">
-            <wp14:pctWidth>0</wp14:pctWidth>
-          </wp14:sizeRelH>
-          <wp14:sizeRelV relativeFrom="page">
-            <wp14:pctHeight>0</wp14:pctHeight>
-          </wp14:sizeRelV>
-        </wp:anchor>
-      </w:drawing>
-    </w:r>
-  </w:p>
-  <w:p>
-    <w:pPr>
-      <w:pStyle w:val="a4"/>
+      <w:tabs>
+        <w:tab w:val="clear" w:pos="9355"/>
+        <w:tab w:val="left" w:pos="3240"/>
+        <w:tab w:val="left" w:pos="4677"/>
+      </w:tabs>
     </w:pPr>
   </w:p>
 </w:hdr>
@@ -6768,6 +6069,304 @@
 <file path=word/numbering.xml><?xml version="1.0" encoding="utf-8"?>
 <w:numbering xmlns:wpc="http://schemas.microsoft.com/office/word/2010/wordprocessingCanvas" xmlns:cx="http://schemas.microsoft.com/office/drawing/2014/chartex" xmlns:cx1="http://schemas.microsoft.com/office/drawing/2015/9/8/chartex" xmlns:cx2="http://schemas.microsoft.com/office/drawing/2015/10/21/chartex" xmlns:cx3="http://schemas.microsoft.com/office/drawing/2016/5/9/chartex" xmlns:cx4="http://schemas.microsoft.com/office/drawing/2016/5/10/chartex" xmlns:cx5="http://schemas.microsoft.com/office/drawing/2016/5/11/chartex" xmlns:cx6="http://schemas.microsoft.com/office/drawing/2016/5/12/chartex" xmlns:cx7="http://schemas.microsoft.com/office/drawing/2016/5/13/chartex" xmlns:cx8="http://schemas.microsoft.com/office/drawing/2016/5/14/chartex" xmlns:mc="http://schemas.openxmlformats.org/markup-compatibility/2006" xmlns:aink="http://schemas.microsoft.com/office/drawing/2016/ink" xmlns:am3d="http://schemas.microsoft.com/office/drawing/2017/model3d" xmlns:o="urn:schemas-microsoft-com:office:office" xmlns:oel="http://schemas.microsoft.com/office/2019/extlst" xmlns:r="http://schemas.openxmlformats.org/officeDocument/2006/relationships" xmlns:m="http://schemas.openxmlformats.org/officeDocument/2006/math" xmlns:v="urn:schemas-microsoft-com:vml" xmlns:wp14="http://schemas.microsoft.com/office/word/2010/wordprocessingDrawing" xmlns:wp="http://schemas.openxmlformats.org/drawingml/2006/wordprocessingDrawing" xmlns:w10="urn:schemas-microsoft-com:office:word" xmlns:w="http://schemas.openxmlformats.org/wordprocessingml/2006/main" xmlns:w14="http://schemas.microsoft.com/office/word/2010/wordml" xmlns:w15="http://schemas.microsoft.com/office/word/2012/wordml" xmlns:w16cex="http://schemas.microsoft.com/office/word/2018/wordml/cex" xmlns:w16cid="http://schemas.microsoft.com/office/word/2016/wordml/cid" xmlns:w16="http://schemas.microsoft.com/office/word/2018/wordml" xmlns:w16sdtdh="http://schemas.microsoft.com/office/word/2020/wordml/sdtdatahash" xmlns:w16se="http://schemas.microsoft.com/office/word/2015/wordml/symex" xmlns:wpg="http://schemas.microsoft.com/office/word/2010/wordprocessingGroup" xmlns:wpi="http://schemas.microsoft.com/office/word/2010/wordprocessingInk" xmlns:wne="http://schemas.microsoft.com/office/word/2006/wordml" xmlns:wps="http://schemas.microsoft.com/office/word/2010/wordprocessingShape" mc:Ignorable="w14 w15 w16se w16cid w16 w16cex w16sdtdh wp14">
   <w:abstractNum w:abstractNumId="0" w15:restartNumberingAfterBreak="0">
+    <w:nsid w:val="14217892"/>
+    <w:multiLevelType w:val="multilevel"/>
+    <w:tmpl w:val="A2807B18"/>
+    <w:lvl w:ilvl="0">
+      <w:start w:val="1"/>
+      <w:numFmt w:val="bullet"/>
+      <w:lvlText w:val=""/>
+      <w:lvlJc w:val="left"/>
+      <w:pPr>
+        <w:tabs>
+          <w:tab w:val="num" w:pos="720"/>
+        </w:tabs>
+        <w:ind w:left="720" w:hanging="360"/>
+      </w:pPr>
+      <w:rPr>
+        <w:rFonts w:ascii="Symbol" w:hAnsi="Symbol" w:hint="default"/>
+        <w:sz w:val="20"/>
+      </w:rPr>
+    </w:lvl>
+    <w:lvl w:ilvl="1" w:tentative="1">
+      <w:start w:val="1"/>
+      <w:numFmt w:val="bullet"/>
+      <w:lvlText w:val=""/>
+      <w:lvlJc w:val="left"/>
+      <w:pPr>
+        <w:tabs>
+          <w:tab w:val="num" w:pos="1440"/>
+        </w:tabs>
+        <w:ind w:left="1440" w:hanging="360"/>
+      </w:pPr>
+      <w:rPr>
+        <w:rFonts w:ascii="Symbol" w:hAnsi="Symbol" w:hint="default"/>
+        <w:sz w:val="20"/>
+      </w:rPr>
+    </w:lvl>
+    <w:lvl w:ilvl="2" w:tentative="1">
+      <w:start w:val="1"/>
+      <w:numFmt w:val="bullet"/>
+      <w:lvlText w:val=""/>
+      <w:lvlJc w:val="left"/>
+      <w:pPr>
+        <w:tabs>
+          <w:tab w:val="num" w:pos="2160"/>
+        </w:tabs>
+        <w:ind w:left="2160" w:hanging="360"/>
+      </w:pPr>
+      <w:rPr>
+        <w:rFonts w:ascii="Symbol" w:hAnsi="Symbol" w:hint="default"/>
+        <w:sz w:val="20"/>
+      </w:rPr>
+    </w:lvl>
+    <w:lvl w:ilvl="3" w:tentative="1">
+      <w:start w:val="1"/>
+      <w:numFmt w:val="bullet"/>
+      <w:lvlText w:val=""/>
+      <w:lvlJc w:val="left"/>
+      <w:pPr>
+        <w:tabs>
+          <w:tab w:val="num" w:pos="2880"/>
+        </w:tabs>
+        <w:ind w:left="2880" w:hanging="360"/>
+      </w:pPr>
+      <w:rPr>
+        <w:rFonts w:ascii="Symbol" w:hAnsi="Symbol" w:hint="default"/>
+        <w:sz w:val="20"/>
+      </w:rPr>
+    </w:lvl>
+    <w:lvl w:ilvl="4" w:tentative="1">
+      <w:start w:val="1"/>
+      <w:numFmt w:val="bullet"/>
+      <w:lvlText w:val=""/>
+      <w:lvlJc w:val="left"/>
+      <w:pPr>
+        <w:tabs>
+          <w:tab w:val="num" w:pos="3600"/>
+        </w:tabs>
+        <w:ind w:left="3600" w:hanging="360"/>
+      </w:pPr>
+      <w:rPr>
+        <w:rFonts w:ascii="Symbol" w:hAnsi="Symbol" w:hint="default"/>
+        <w:sz w:val="20"/>
+      </w:rPr>
+    </w:lvl>
+    <w:lvl w:ilvl="5" w:tentative="1">
+      <w:start w:val="1"/>
+      <w:numFmt w:val="bullet"/>
+      <w:lvlText w:val=""/>
+      <w:lvlJc w:val="left"/>
+      <w:pPr>
+        <w:tabs>
+          <w:tab w:val="num" w:pos="4320"/>
+        </w:tabs>
+        <w:ind w:left="4320" w:hanging="360"/>
+      </w:pPr>
+      <w:rPr>
+        <w:rFonts w:ascii="Symbol" w:hAnsi="Symbol" w:hint="default"/>
+        <w:sz w:val="20"/>
+      </w:rPr>
+    </w:lvl>
+    <w:lvl w:ilvl="6" w:tentative="1">
+      <w:start w:val="1"/>
+      <w:numFmt w:val="bullet"/>
+      <w:lvlText w:val=""/>
+      <w:lvlJc w:val="left"/>
+      <w:pPr>
+        <w:tabs>
+          <w:tab w:val="num" w:pos="5040"/>
+        </w:tabs>
+        <w:ind w:left="5040" w:hanging="360"/>
+      </w:pPr>
+      <w:rPr>
+        <w:rFonts w:ascii="Symbol" w:hAnsi="Symbol" w:hint="default"/>
+        <w:sz w:val="20"/>
+      </w:rPr>
+    </w:lvl>
+    <w:lvl w:ilvl="7" w:tentative="1">
+      <w:start w:val="1"/>
+      <w:numFmt w:val="bullet"/>
+      <w:lvlText w:val=""/>
+      <w:lvlJc w:val="left"/>
+      <w:pPr>
+        <w:tabs>
+          <w:tab w:val="num" w:pos="5760"/>
+        </w:tabs>
+        <w:ind w:left="5760" w:hanging="360"/>
+      </w:pPr>
+      <w:rPr>
+        <w:rFonts w:ascii="Symbol" w:hAnsi="Symbol" w:hint="default"/>
+        <w:sz w:val="20"/>
+      </w:rPr>
+    </w:lvl>
+    <w:lvl w:ilvl="8" w:tentative="1">
+      <w:start w:val="1"/>
+      <w:numFmt w:val="bullet"/>
+      <w:lvlText w:val=""/>
+      <w:lvlJc w:val="left"/>
+      <w:pPr>
+        <w:tabs>
+          <w:tab w:val="num" w:pos="6480"/>
+        </w:tabs>
+        <w:ind w:left="6480" w:hanging="360"/>
+      </w:pPr>
+      <w:rPr>
+        <w:rFonts w:ascii="Symbol" w:hAnsi="Symbol" w:hint="default"/>
+        <w:sz w:val="20"/>
+      </w:rPr>
+    </w:lvl>
+  </w:abstractNum>
+  <w:abstractNum w:abstractNumId="1" w15:restartNumberingAfterBreak="0">
+    <w:nsid w:val="4A3C3174"/>
+    <w:multiLevelType w:val="multilevel"/>
+    <w:tmpl w:val="EDB24B90"/>
+    <w:lvl w:ilvl="0">
+      <w:start w:val="1"/>
+      <w:numFmt w:val="bullet"/>
+      <w:lvlText w:val=""/>
+      <w:lvlJc w:val="left"/>
+      <w:pPr>
+        <w:tabs>
+          <w:tab w:val="num" w:pos="720"/>
+        </w:tabs>
+        <w:ind w:left="720" w:hanging="360"/>
+      </w:pPr>
+      <w:rPr>
+        <w:rFonts w:ascii="Symbol" w:hAnsi="Symbol" w:hint="default"/>
+        <w:sz w:val="20"/>
+      </w:rPr>
+    </w:lvl>
+    <w:lvl w:ilvl="1" w:tentative="1">
+      <w:start w:val="1"/>
+      <w:numFmt w:val="bullet"/>
+      <w:lvlText w:val="o"/>
+      <w:lvlJc w:val="left"/>
+      <w:pPr>
+        <w:tabs>
+          <w:tab w:val="num" w:pos="1440"/>
+        </w:tabs>
+        <w:ind w:left="1440" w:hanging="360"/>
+      </w:pPr>
+      <w:rPr>
+        <w:rFonts w:ascii="Courier New" w:hAnsi="Courier New" w:hint="default"/>
+        <w:sz w:val="20"/>
+      </w:rPr>
+    </w:lvl>
+    <w:lvl w:ilvl="2" w:tentative="1">
+      <w:start w:val="1"/>
+      <w:numFmt w:val="bullet"/>
+      <w:lvlText w:val=""/>
+      <w:lvlJc w:val="left"/>
+      <w:pPr>
+        <w:tabs>
+          <w:tab w:val="num" w:pos="2160"/>
+        </w:tabs>
+        <w:ind w:left="2160" w:hanging="360"/>
+      </w:pPr>
+      <w:rPr>
+        <w:rFonts w:ascii="Wingdings" w:hAnsi="Wingdings" w:hint="default"/>
+        <w:sz w:val="20"/>
+      </w:rPr>
+    </w:lvl>
+    <w:lvl w:ilvl="3" w:tentative="1">
+      <w:start w:val="1"/>
+      <w:numFmt w:val="bullet"/>
+      <w:lvlText w:val=""/>
+      <w:lvlJc w:val="left"/>
+      <w:pPr>
+        <w:tabs>
+          <w:tab w:val="num" w:pos="2880"/>
+        </w:tabs>
+        <w:ind w:left="2880" w:hanging="360"/>
+      </w:pPr>
+      <w:rPr>
+        <w:rFonts w:ascii="Wingdings" w:hAnsi="Wingdings" w:hint="default"/>
+        <w:sz w:val="20"/>
+      </w:rPr>
+    </w:lvl>
+    <w:lvl w:ilvl="4" w:tentative="1">
+      <w:start w:val="1"/>
+      <w:numFmt w:val="bullet"/>
+      <w:lvlText w:val=""/>
+      <w:lvlJc w:val="left"/>
+      <w:pPr>
+        <w:tabs>
+          <w:tab w:val="num" w:pos="3600"/>
+        </w:tabs>
+        <w:ind w:left="3600" w:hanging="360"/>
+      </w:pPr>
+      <w:rPr>
+        <w:rFonts w:ascii="Wingdings" w:hAnsi="Wingdings" w:hint="default"/>
+        <w:sz w:val="20"/>
+      </w:rPr>
+    </w:lvl>
+    <w:lvl w:ilvl="5" w:tentative="1">
+      <w:start w:val="1"/>
+      <w:numFmt w:val="bullet"/>
+      <w:lvlText w:val=""/>
+      <w:lvlJc w:val="left"/>
+      <w:pPr>
+        <w:tabs>
+          <w:tab w:val="num" w:pos="4320"/>
+        </w:tabs>
+        <w:ind w:left="4320" w:hanging="360"/>
+      </w:pPr>
+      <w:rPr>
+        <w:rFonts w:ascii="Wingdings" w:hAnsi="Wingdings" w:hint="default"/>
+        <w:sz w:val="20"/>
+      </w:rPr>
+    </w:lvl>
+    <w:lvl w:ilvl="6" w:tentative="1">
+      <w:start w:val="1"/>
+      <w:numFmt w:val="bullet"/>
+      <w:lvlText w:val=""/>
+      <w:lvlJc w:val="left"/>
+      <w:pPr>
+        <w:tabs>
+          <w:tab w:val="num" w:pos="5040"/>
+        </w:tabs>
+        <w:ind w:left="5040" w:hanging="360"/>
+      </w:pPr>
+      <w:rPr>
+        <w:rFonts w:ascii="Wingdings" w:hAnsi="Wingdings" w:hint="default"/>
+        <w:sz w:val="20"/>
+      </w:rPr>
+    </w:lvl>
+    <w:lvl w:ilvl="7" w:tentative="1">
+      <w:start w:val="1"/>
+      <w:numFmt w:val="bullet"/>
+      <w:lvlText w:val=""/>
+      <w:lvlJc w:val="left"/>
+      <w:pPr>
+        <w:tabs>
+          <w:tab w:val="num" w:pos="5760"/>
+        </w:tabs>
+        <w:ind w:left="5760" w:hanging="360"/>
+      </w:pPr>
+      <w:rPr>
+        <w:rFonts w:ascii="Wingdings" w:hAnsi="Wingdings" w:hint="default"/>
+        <w:sz w:val="20"/>
+      </w:rPr>
+    </w:lvl>
+    <w:lvl w:ilvl="8" w:tentative="1">
+      <w:start w:val="1"/>
+      <w:numFmt w:val="bullet"/>
+      <w:lvlText w:val=""/>
+      <w:lvlJc w:val="left"/>
+      <w:pPr>
+        <w:tabs>
+          <w:tab w:val="num" w:pos="6480"/>
+        </w:tabs>
+        <w:ind w:left="6480" w:hanging="360"/>
+      </w:pPr>
+      <w:rPr>
+        <w:rFonts w:ascii="Wingdings" w:hAnsi="Wingdings" w:hint="default"/>
+        <w:sz w:val="20"/>
+      </w:rPr>
+    </w:lvl>
+  </w:abstractNum>
+  <w:abstractNum w:abstractNumId="2" w15:restartNumberingAfterBreak="0">
     <w:nsid w:val="563F7DB2"/>
     <w:multiLevelType w:val="multilevel"/>
     <w:tmpl w:val="E430A3BE"/>
@@ -6853,8 +6452,246 @@
       </w:pPr>
     </w:lvl>
   </w:abstractNum>
+  <w:abstractNum w:abstractNumId="3" w15:restartNumberingAfterBreak="0">
+    <w:nsid w:val="58707B0E"/>
+    <w:multiLevelType w:val="hybridMultilevel"/>
+    <w:tmpl w:val="34AE5EB8"/>
+    <w:lvl w:ilvl="0" w:tplc="0419000F">
+      <w:start w:val="1"/>
+      <w:numFmt w:val="decimal"/>
+      <w:lvlText w:val="%1."/>
+      <w:lvlJc w:val="left"/>
+      <w:pPr>
+        <w:ind w:left="720" w:hanging="360"/>
+      </w:pPr>
+      <w:rPr>
+        <w:rFonts w:hint="default"/>
+      </w:rPr>
+    </w:lvl>
+    <w:lvl w:ilvl="1" w:tplc="04190019" w:tentative="1">
+      <w:start w:val="1"/>
+      <w:numFmt w:val="lowerLetter"/>
+      <w:lvlText w:val="%2."/>
+      <w:lvlJc w:val="left"/>
+      <w:pPr>
+        <w:ind w:left="1440" w:hanging="360"/>
+      </w:pPr>
+    </w:lvl>
+    <w:lvl w:ilvl="2" w:tplc="0419001B" w:tentative="1">
+      <w:start w:val="1"/>
+      <w:numFmt w:val="lowerRoman"/>
+      <w:lvlText w:val="%3."/>
+      <w:lvlJc w:val="right"/>
+      <w:pPr>
+        <w:ind w:left="2160" w:hanging="180"/>
+      </w:pPr>
+    </w:lvl>
+    <w:lvl w:ilvl="3" w:tplc="0419000F" w:tentative="1">
+      <w:start w:val="1"/>
+      <w:numFmt w:val="decimal"/>
+      <w:lvlText w:val="%4."/>
+      <w:lvlJc w:val="left"/>
+      <w:pPr>
+        <w:ind w:left="2880" w:hanging="360"/>
+      </w:pPr>
+    </w:lvl>
+    <w:lvl w:ilvl="4" w:tplc="04190019" w:tentative="1">
+      <w:start w:val="1"/>
+      <w:numFmt w:val="lowerLetter"/>
+      <w:lvlText w:val="%5."/>
+      <w:lvlJc w:val="left"/>
+      <w:pPr>
+        <w:ind w:left="3600" w:hanging="360"/>
+      </w:pPr>
+    </w:lvl>
+    <w:lvl w:ilvl="5" w:tplc="0419001B" w:tentative="1">
+      <w:start w:val="1"/>
+      <w:numFmt w:val="lowerRoman"/>
+      <w:lvlText w:val="%6."/>
+      <w:lvlJc w:val="right"/>
+      <w:pPr>
+        <w:ind w:left="4320" w:hanging="180"/>
+      </w:pPr>
+    </w:lvl>
+    <w:lvl w:ilvl="6" w:tplc="0419000F" w:tentative="1">
+      <w:start w:val="1"/>
+      <w:numFmt w:val="decimal"/>
+      <w:lvlText w:val="%7."/>
+      <w:lvlJc w:val="left"/>
+      <w:pPr>
+        <w:ind w:left="5040" w:hanging="360"/>
+      </w:pPr>
+    </w:lvl>
+    <w:lvl w:ilvl="7" w:tplc="04190019" w:tentative="1">
+      <w:start w:val="1"/>
+      <w:numFmt w:val="lowerLetter"/>
+      <w:lvlText w:val="%8."/>
+      <w:lvlJc w:val="left"/>
+      <w:pPr>
+        <w:ind w:left="5760" w:hanging="360"/>
+      </w:pPr>
+    </w:lvl>
+    <w:lvl w:ilvl="8" w:tplc="0419001B" w:tentative="1">
+      <w:start w:val="1"/>
+      <w:numFmt w:val="lowerRoman"/>
+      <w:lvlText w:val="%9."/>
+      <w:lvlJc w:val="right"/>
+      <w:pPr>
+        <w:ind w:left="6480" w:hanging="180"/>
+      </w:pPr>
+    </w:lvl>
+  </w:abstractNum>
+  <w:abstractNum w:abstractNumId="4" w15:restartNumberingAfterBreak="0">
+    <w:nsid w:val="6AC37825"/>
+    <w:multiLevelType w:val="multilevel"/>
+    <w:tmpl w:val="DA22CE46"/>
+    <w:lvl w:ilvl="0">
+      <w:start w:val="1"/>
+      <w:numFmt w:val="bullet"/>
+      <w:lvlText w:val=""/>
+      <w:lvlJc w:val="left"/>
+      <w:pPr>
+        <w:tabs>
+          <w:tab w:val="num" w:pos="720"/>
+        </w:tabs>
+        <w:ind w:left="720" w:hanging="360"/>
+      </w:pPr>
+      <w:rPr>
+        <w:rFonts w:ascii="Symbol" w:hAnsi="Symbol" w:hint="default"/>
+        <w:sz w:val="20"/>
+      </w:rPr>
+    </w:lvl>
+    <w:lvl w:ilvl="1" w:tentative="1">
+      <w:start w:val="1"/>
+      <w:numFmt w:val="bullet"/>
+      <w:lvlText w:val="o"/>
+      <w:lvlJc w:val="left"/>
+      <w:pPr>
+        <w:tabs>
+          <w:tab w:val="num" w:pos="1440"/>
+        </w:tabs>
+        <w:ind w:left="1440" w:hanging="360"/>
+      </w:pPr>
+      <w:rPr>
+        <w:rFonts w:ascii="Courier New" w:hAnsi="Courier New" w:hint="default"/>
+        <w:sz w:val="20"/>
+      </w:rPr>
+    </w:lvl>
+    <w:lvl w:ilvl="2" w:tentative="1">
+      <w:start w:val="1"/>
+      <w:numFmt w:val="bullet"/>
+      <w:lvlText w:val=""/>
+      <w:lvlJc w:val="left"/>
+      <w:pPr>
+        <w:tabs>
+          <w:tab w:val="num" w:pos="2160"/>
+        </w:tabs>
+        <w:ind w:left="2160" w:hanging="360"/>
+      </w:pPr>
+      <w:rPr>
+        <w:rFonts w:ascii="Wingdings" w:hAnsi="Wingdings" w:hint="default"/>
+        <w:sz w:val="20"/>
+      </w:rPr>
+    </w:lvl>
+    <w:lvl w:ilvl="3" w:tentative="1">
+      <w:start w:val="1"/>
+      <w:numFmt w:val="bullet"/>
+      <w:lvlText w:val=""/>
+      <w:lvlJc w:val="left"/>
+      <w:pPr>
+        <w:tabs>
+          <w:tab w:val="num" w:pos="2880"/>
+        </w:tabs>
+        <w:ind w:left="2880" w:hanging="360"/>
+      </w:pPr>
+      <w:rPr>
+        <w:rFonts w:ascii="Wingdings" w:hAnsi="Wingdings" w:hint="default"/>
+        <w:sz w:val="20"/>
+      </w:rPr>
+    </w:lvl>
+    <w:lvl w:ilvl="4" w:tentative="1">
+      <w:start w:val="1"/>
+      <w:numFmt w:val="bullet"/>
+      <w:lvlText w:val=""/>
+      <w:lvlJc w:val="left"/>
+      <w:pPr>
+        <w:tabs>
+          <w:tab w:val="num" w:pos="3600"/>
+        </w:tabs>
+        <w:ind w:left="3600" w:hanging="360"/>
+      </w:pPr>
+      <w:rPr>
+        <w:rFonts w:ascii="Wingdings" w:hAnsi="Wingdings" w:hint="default"/>
+        <w:sz w:val="20"/>
+      </w:rPr>
+    </w:lvl>
+    <w:lvl w:ilvl="5" w:tentative="1">
+      <w:start w:val="1"/>
+      <w:numFmt w:val="bullet"/>
+      <w:lvlText w:val=""/>
+      <w:lvlJc w:val="left"/>
+      <w:pPr>
+        <w:tabs>
+          <w:tab w:val="num" w:pos="4320"/>
+        </w:tabs>
+        <w:ind w:left="4320" w:hanging="360"/>
+      </w:pPr>
+      <w:rPr>
+        <w:rFonts w:ascii="Wingdings" w:hAnsi="Wingdings" w:hint="default"/>
+        <w:sz w:val="20"/>
+      </w:rPr>
+    </w:lvl>
+    <w:lvl w:ilvl="6" w:tentative="1">
+      <w:start w:val="1"/>
+      <w:numFmt w:val="bullet"/>
+      <w:lvlText w:val=""/>
+      <w:lvlJc w:val="left"/>
+      <w:pPr>
+        <w:tabs>
+          <w:tab w:val="num" w:pos="5040"/>
+        </w:tabs>
+        <w:ind w:left="5040" w:hanging="360"/>
+      </w:pPr>
+      <w:rPr>
+        <w:rFonts w:ascii="Wingdings" w:hAnsi="Wingdings" w:hint="default"/>
+        <w:sz w:val="20"/>
+      </w:rPr>
+    </w:lvl>
+    <w:lvl w:ilvl="7" w:tentative="1">
+      <w:start w:val="1"/>
+      <w:numFmt w:val="bullet"/>
+      <w:lvlText w:val=""/>
+      <w:lvlJc w:val="left"/>
+      <w:pPr>
+        <w:tabs>
+          <w:tab w:val="num" w:pos="5760"/>
+        </w:tabs>
+        <w:ind w:left="5760" w:hanging="360"/>
+      </w:pPr>
+      <w:rPr>
+        <w:rFonts w:ascii="Wingdings" w:hAnsi="Wingdings" w:hint="default"/>
+        <w:sz w:val="20"/>
+      </w:rPr>
+    </w:lvl>
+    <w:lvl w:ilvl="8" w:tentative="1">
+      <w:start w:val="1"/>
+      <w:numFmt w:val="bullet"/>
+      <w:lvlText w:val=""/>
+      <w:lvlJc w:val="left"/>
+      <w:pPr>
+        <w:tabs>
+          <w:tab w:val="num" w:pos="6480"/>
+        </w:tabs>
+        <w:ind w:left="6480" w:hanging="360"/>
+      </w:pPr>
+      <w:rPr>
+        <w:rFonts w:ascii="Wingdings" w:hAnsi="Wingdings" w:hint="default"/>
+        <w:sz w:val="20"/>
+      </w:rPr>
+    </w:lvl>
+  </w:abstractNum>
   <w:num w:numId="1" w16cid:durableId="22287923">
-    <w:abstractNumId w:val="0"/>
+    <w:abstractNumId w:val="2"/>
     <w:lvlOverride w:ilvl="0">
       <w:startOverride w:val="1"/>
     </w:lvlOverride>
@@ -6882,6 +6719,18 @@
     <w:lvlOverride w:ilvl="8">
       <w:startOverride w:val="1"/>
     </w:lvlOverride>
+  </w:num>
+  <w:num w:numId="2" w16cid:durableId="1678995602">
+    <w:abstractNumId w:val="0"/>
+  </w:num>
+  <w:num w:numId="3" w16cid:durableId="1723165970">
+    <w:abstractNumId w:val="3"/>
+  </w:num>
+  <w:num w:numId="4" w16cid:durableId="393890540">
+    <w:abstractNumId w:val="1"/>
+  </w:num>
+  <w:num w:numId="5" w16cid:durableId="1922715427">
+    <w:abstractNumId w:val="4"/>
   </w:num>
 </w:numbering>
 </file>
@@ -7421,6 +7270,25 @@
       <w:lang w:eastAsia="ru-RU"/>
     </w:rPr>
   </w:style>
+  <w:style w:type="paragraph" w:customStyle="1" w:styleId="ds-markdown-paragraph">
+    <w:name w:val="ds-markdown-paragraph"/>
+    <w:basedOn w:val="a"/>
+    <w:rsid w:val="008751CD"/>
+    <w:pPr>
+      <w:spacing w:before="100" w:beforeAutospacing="1" w:after="100" w:afterAutospacing="1"/>
+    </w:pPr>
+  </w:style>
+  <w:style w:type="character" w:styleId="aa">
+    <w:name w:val="Strong"/>
+    <w:basedOn w:val="a0"/>
+    <w:uiPriority w:val="22"/>
+    <w:qFormat/>
+    <w:rsid w:val="008751CD"/>
+    <w:rPr>
+      <w:b/>
+      <w:bCs/>
+    </w:rPr>
+  </w:style>
 </w:styles>
 </file>
 
@@ -7717,4 +7585,16 @@
     </a:ext>
   </a:extLst>
 </a:theme>
+</file>
+
+<file path=customXml/item1.xml><?xml version="1.0" encoding="utf-8"?>
+<b:Sources xmlns:b="http://schemas.openxmlformats.org/officeDocument/2006/bibliography" xmlns="http://schemas.openxmlformats.org/officeDocument/2006/bibliography" SelectedStyle="\APASixthEditionOfficeOnline.xsl" StyleName="APA" Version="6"/>
+</file>
+
+<file path=customXml/itemProps1.xml><?xml version="1.0" encoding="utf-8"?>
+<ds:datastoreItem xmlns:ds="http://schemas.openxmlformats.org/officeDocument/2006/customXml" ds:itemID="{3A4B5ECE-8AD9-4A51-81C6-8071F57BBFE5}">
+  <ds:schemaRefs>
+    <ds:schemaRef ds:uri="http://schemas.openxmlformats.org/officeDocument/2006/bibliography"/>
+  </ds:schemaRefs>
+</ds:datastoreItem>
 </file>